--- a/Usecase.docx
+++ b/Usecase.docx
@@ -9,10 +9,7 @@
         <w:jc w:val="center"/>
       </w:pPr>
       <w:r>
-        <w:t>Gent-Terneuzen</w:t>
-      </w:r>
-      <w:r>
-        <w:t xml:space="preserve"> Canal</w:t>
+        <w:t>Gent-Terneuzen Canal</w:t>
       </w:r>
       <w:r>
         <w:t xml:space="preserve"> </w:t>
@@ -43,13 +40,7 @@
     </w:p>
     <w:p>
       <w:r>
-        <w:t>The Gent-Terneuzen</w:t>
-      </w:r>
-      <w:r>
-        <w:t xml:space="preserve"> canal</w:t>
-      </w:r>
-      <w:r>
-        <w:t xml:space="preserve"> connects the port of Ghent to the </w:t>
+        <w:t xml:space="preserve">The Gent-Terneuzen canal connects the port of Ghent to the </w:t>
       </w:r>
       <w:proofErr w:type="spellStart"/>
       <w:r>
@@ -57,19 +48,7 @@
       </w:r>
       <w:proofErr w:type="spellEnd"/>
       <w:r>
-        <w:t xml:space="preserve"> estuary in the Netherlands. </w:t>
-      </w:r>
-      <w:r>
-        <w:t>S</w:t>
-      </w:r>
-      <w:r>
-        <w:t xml:space="preserve">alt water from the North Sea can push inland — a process known as salt intrusion. Industrial </w:t>
-      </w:r>
-      <w:r>
-        <w:t>partners</w:t>
-      </w:r>
-      <w:r>
-        <w:t xml:space="preserve"> along the canal are sensitive to elevated salinity levels.</w:t>
+        <w:t xml:space="preserve"> estuary in the Netherlands. Salt water from the North Sea can push inland — a process known as salt intrusion. Industrial partners along the canal are sensitive to elevated salinity levels.</w:t>
       </w:r>
     </w:p>
     <w:p>
@@ -96,13 +75,7 @@
         <w:rPr>
           <w:lang w:val="en-US"/>
         </w:rPr>
-        <w:t xml:space="preserve"> EC20</w:t>
-      </w:r>
-      <w:r>
-        <w:rPr>
-          <w:lang w:val="en-US"/>
-        </w:rPr>
-        <w:t xml:space="preserve"> measurements</w:t>
+        <w:t xml:space="preserve"> EC20 measurements</w:t>
       </w:r>
     </w:p>
     <w:p>
@@ -408,14 +381,7 @@
                 <w:sz w:val="16"/>
                 <w:szCs w:val="16"/>
               </w:rPr>
-              <w:t>284141042</w:t>
-            </w:r>
-            <w:r>
-              <w:rPr>
-                <w:sz w:val="16"/>
-                <w:szCs w:val="16"/>
-              </w:rPr>
-              <w:t>,</w:t>
+              <w:t>284141042,</w:t>
             </w:r>
             <w:r>
               <w:rPr>
@@ -430,21 +396,7 @@
                 <w:sz w:val="16"/>
                 <w:szCs w:val="16"/>
               </w:rPr>
-              <w:t xml:space="preserve">, </w:t>
-            </w:r>
-            <w:r>
-              <w:rPr>
-                <w:sz w:val="16"/>
-                <w:szCs w:val="16"/>
-              </w:rPr>
-              <w:t>284153042</w:t>
-            </w:r>
-            <w:r>
-              <w:rPr>
-                <w:sz w:val="16"/>
-                <w:szCs w:val="16"/>
-              </w:rPr>
-              <w:t xml:space="preserve">  </w:t>
+              <w:t xml:space="preserve">, 284153042  </w:t>
             </w:r>
           </w:p>
         </w:tc>
@@ -550,7 +502,15 @@
                 <w:sz w:val="16"/>
                 <w:szCs w:val="16"/>
               </w:rPr>
-              <w:t>284105042</w:t>
+              <w:t xml:space="preserve">284105042, </w:t>
+            </w:r>
+            <w:r>
+              <w:rPr>
+                <w:color w:val="FF0000"/>
+                <w:sz w:val="16"/>
+                <w:szCs w:val="16"/>
+              </w:rPr>
+              <w:t>289421042</w:t>
             </w:r>
             <w:r>
               <w:rPr>
@@ -565,21 +525,6 @@
                 <w:sz w:val="16"/>
                 <w:szCs w:val="16"/>
               </w:rPr>
-              <w:t>289421042</w:t>
-            </w:r>
-            <w:r>
-              <w:rPr>
-                <w:sz w:val="16"/>
-                <w:szCs w:val="16"/>
-              </w:rPr>
-              <w:t xml:space="preserve">, </w:t>
-            </w:r>
-            <w:r>
-              <w:rPr>
-                <w:color w:val="FF0000"/>
-                <w:sz w:val="16"/>
-                <w:szCs w:val="16"/>
-              </w:rPr>
               <w:t>289423042</w:t>
             </w:r>
             <w:r>
@@ -587,14 +532,7 @@
                 <w:sz w:val="16"/>
                 <w:szCs w:val="16"/>
               </w:rPr>
-              <w:t xml:space="preserve">, </w:t>
-            </w:r>
-            <w:r>
-              <w:rPr>
-                <w:sz w:val="16"/>
-                <w:szCs w:val="16"/>
-              </w:rPr>
-              <w:t>284117042</w:t>
+              <w:t>, 284117042</w:t>
             </w:r>
           </w:p>
           <w:p>
@@ -747,21 +685,7 @@
                 <w:sz w:val="16"/>
                 <w:szCs w:val="16"/>
               </w:rPr>
-              <w:t>284123042</w:t>
-            </w:r>
-            <w:r>
-              <w:rPr>
-                <w:sz w:val="16"/>
-                <w:szCs w:val="16"/>
-              </w:rPr>
-              <w:t xml:space="preserve">, </w:t>
-            </w:r>
-            <w:r>
-              <w:rPr>
-                <w:sz w:val="16"/>
-                <w:szCs w:val="16"/>
-              </w:rPr>
-              <w:t>284135042</w:t>
+              <w:t>284123042, 284135042</w:t>
             </w:r>
           </w:p>
         </w:tc>
@@ -889,21 +813,7 @@
                 <w:sz w:val="16"/>
                 <w:szCs w:val="16"/>
               </w:rPr>
-              <w:t xml:space="preserve">, </w:t>
-            </w:r>
-            <w:r>
-              <w:rPr>
-                <w:sz w:val="16"/>
-                <w:szCs w:val="16"/>
-              </w:rPr>
-              <w:t>284159042</w:t>
-            </w:r>
-            <w:r>
-              <w:rPr>
-                <w:sz w:val="16"/>
-                <w:szCs w:val="16"/>
-              </w:rPr>
-              <w:t xml:space="preserve">, </w:t>
+              <w:t xml:space="preserve">, 284159042, </w:t>
             </w:r>
             <w:r>
               <w:rPr>
@@ -918,14 +828,7 @@
                 <w:sz w:val="16"/>
                 <w:szCs w:val="16"/>
               </w:rPr>
-              <w:t xml:space="preserve">, </w:t>
-            </w:r>
-            <w:r>
-              <w:rPr>
-                <w:sz w:val="16"/>
-                <w:szCs w:val="16"/>
-              </w:rPr>
-              <w:t>284171042</w:t>
+              <w:t>, 284171042</w:t>
             </w:r>
           </w:p>
         </w:tc>
@@ -954,13 +857,7 @@
         </w:numPr>
       </w:pPr>
       <w:r>
-        <w:t>Salt intrusion forecasting</w:t>
-      </w:r>
-      <w:r>
-        <w:t xml:space="preserve">: </w:t>
-      </w:r>
-      <w:r>
-        <w:t>combine canal time series with tidal data to anticipate salinity peaks and issue early warnings to water intake operators.</w:t>
+        <w:t>Salt intrusion forecasting: combine canal time series with tidal data to anticipate salinity peaks and issue early warnings to water intake operators.</w:t>
       </w:r>
     </w:p>
     <w:p>
@@ -972,19 +869,7 @@
         </w:numPr>
       </w:pPr>
       <w:r>
-        <w:t>Operational alerting</w:t>
-      </w:r>
-      <w:r>
-        <w:t xml:space="preserve">: </w:t>
-      </w:r>
-      <w:r>
-        <w:t>set thresholds to trigger automated alerts when water quality at a specific dock exceeds intake limits for a</w:t>
-      </w:r>
-      <w:r>
-        <w:t>n industrial</w:t>
-      </w:r>
-      <w:r>
-        <w:t xml:space="preserve"> process.</w:t>
+        <w:t>Operational alerting: set thresholds to trigger automated alerts when water quality at a specific dock exceeds intake limits for an industrial process.</w:t>
       </w:r>
     </w:p>
     <w:p>
@@ -996,13 +881,7 @@
         </w:numPr>
       </w:pPr>
       <w:r>
-        <w:t>Long-term trend analysis</w:t>
-      </w:r>
-      <w:r>
-        <w:t xml:space="preserve">: </w:t>
-      </w:r>
-      <w:r>
-        <w:t xml:space="preserve">track whether salinity intrusion along the Belgian stretch is increasing over </w:t>
+        <w:t xml:space="preserve">Long-term trend analysis: track whether salinity intrusion along the Belgian stretch is increasing over </w:t>
       </w:r>
       <w:r>
         <w:t xml:space="preserve">the </w:t>
@@ -1029,11 +908,7 @@
         <w:t xml:space="preserve"> data (EC20) from both sides enables joint environmental reporting between Flemish and Dutch authorities.</w:t>
       </w:r>
     </w:p>
-    <w:p>
-      <w:pPr>
-        <w:pStyle w:val="ListParagraph"/>
-      </w:pPr>
-    </w:p>
+    <w:p/>
     <w:sectPr>
       <w:pgSz w:w="11906" w:h="16838"/>
       <w:pgMar w:top="1440" w:right="1440" w:bottom="1440" w:left="1440" w:header="708" w:footer="708" w:gutter="0"/>

--- a/Usecase.docx
+++ b/Usecase.docx
@@ -82,11 +82,9 @@
       <w:r>
         <w:t xml:space="preserve">Raw conductivity (EC) fluctuates with water temperature throughout the day and across seasons, making it hard to compare readings over time. EC20 </w:t>
       </w:r>
-      <w:proofErr w:type="spellStart"/>
-      <w:r>
-        <w:t>normalises</w:t>
-      </w:r>
-      <w:proofErr w:type="spellEnd"/>
+      <w:r>
+        <w:t>normalizes</w:t>
+      </w:r>
       <w:r>
         <w:t xml:space="preserve"> all measurements to a reference temperature of 20°C, isolating the actual ion concentration. This is the value to use for trend analysis, threshold alerting, and comparison between stations.</w:t>
       </w:r>
@@ -388,6 +386,7 @@
                 <w:color w:val="FF0000"/>
                 <w:sz w:val="16"/>
                 <w:szCs w:val="16"/>
+                <w:u w:val="single"/>
               </w:rPr>
               <w:t>289435042</w:t>
             </w:r>
@@ -524,6 +523,7 @@
                 <w:color w:val="FF0000"/>
                 <w:sz w:val="16"/>
                 <w:szCs w:val="16"/>
+                <w:u w:val="single"/>
               </w:rPr>
               <w:t>289423042</w:t>
             </w:r>
@@ -663,6 +663,7 @@
                 <w:color w:val="FF0000"/>
                 <w:sz w:val="16"/>
                 <w:szCs w:val="16"/>
+                <w:u w:val="single"/>
               </w:rPr>
               <w:t>289429042</w:t>
             </w:r>
@@ -805,6 +806,7 @@
                 <w:color w:val="FF0000"/>
                 <w:sz w:val="16"/>
                 <w:szCs w:val="16"/>
+                <w:u w:val="single"/>
               </w:rPr>
               <w:t>289441042</w:t>
             </w:r>
@@ -1644,6 +1646,7 @@
   <w:style w:type="character" w:default="1" w:styleId="DefaultParagraphFont">
     <w:name w:val="Default Paragraph Font"/>
     <w:uiPriority w:val="1"/>
+    <w:semiHidden/>
     <w:unhideWhenUsed/>
   </w:style>
   <w:style w:type="table" w:default="1" w:styleId="TableNormal">

--- a/Usecase.docx
+++ b/Usecase.docx
@@ -908,6 +908,121 @@
       </w:r>
       <w:r>
         <w:t xml:space="preserve"> data (EC20) from both sides enables joint environmental reporting between Flemish and Dutch authorities.</w:t>
+      </w:r>
+    </w:p>
+    <w:p>
+      <w:pPr>
+        <w:pStyle w:val="Heading1"/>
+        <w:rPr>
+          <w:lang w:val="en-US"/>
+        </w:rPr>
+      </w:pPr>
+      <w:r>
+        <w:rPr>
+          <w:lang w:val="en-US"/>
+        </w:rPr>
+        <w:t>Time series analysis techniques</w:t>
+      </w:r>
+    </w:p>
+    <w:p>
+      <w:pPr>
+        <w:pStyle w:val="Heading2"/>
+        <w:rPr>
+          <w:lang w:val="en-US"/>
+        </w:rPr>
+      </w:pPr>
+      <w:r>
+        <w:rPr>
+          <w:lang w:val="en-US"/>
+        </w:rPr>
+        <w:t>Random forest</w:t>
+      </w:r>
+    </w:p>
+    <w:p>
+      <w:r>
+        <w:t>The model tracks the general upward trend well from April through early September — the orange (predicted) closely follows the blue (actual) during this period. That's a good sign for the middle of the test window.</w:t>
+      </w:r>
+    </w:p>
+    <w:p>
+      <w:r>
+        <w:t xml:space="preserve">From mid-September onward, the predicted line flatlines around 14,000–15,000 while the actual signal keeps climbing to 17,000–18,000 and becomes increasingly volatile. This is a </w:t>
+      </w:r>
+      <w:r>
+        <w:lastRenderedPageBreak/>
+        <w:t xml:space="preserve">classic Random Forest extrapolation failure — RF cannot predict values outside the range it was trained on. </w:t>
+      </w:r>
+    </w:p>
+    <w:p>
+      <w:r>
+        <w:t xml:space="preserve">There are two sudden drops in the actual </w:t>
+      </w:r>
+      <w:proofErr w:type="gramStart"/>
+      <w:r>
+        <w:t>signal —</w:t>
+      </w:r>
+      <w:proofErr w:type="gramEnd"/>
+      <w:r>
+        <w:t xml:space="preserve"> one around early August (down to ~3,500) and one around late September/early October (down to ~10,000). The model misses </w:t>
+      </w:r>
+      <w:proofErr w:type="gramStart"/>
+      <w:r>
+        <w:t>both of them</w:t>
+      </w:r>
+      <w:proofErr w:type="gramEnd"/>
+      <w:r>
+        <w:t xml:space="preserve"> almost entirely. These are almost certainly real anomalies — sensor faults, lock operations, or measurement errors on the canal </w:t>
+      </w:r>
+    </w:p>
+    <w:p>
+      <w:r>
+        <w:drawing>
+          <wp:inline distT="0" distB="0" distL="0" distR="0" wp14:anchorId="4A647E13" wp14:editId="1CEBE051">
+            <wp:extent cx="5725160" cy="1605915"/>
+            <wp:effectExtent l="0" t="0" r="0" b="0"/>
+            <wp:docPr id="1313103864" name="Picture 1"/>
+            <wp:cNvGraphicFramePr>
+              <a:graphicFrameLocks xmlns:a="http://schemas.openxmlformats.org/drawingml/2006/main" noChangeAspect="1"/>
+            </wp:cNvGraphicFramePr>
+            <a:graphic xmlns:a="http://schemas.openxmlformats.org/drawingml/2006/main">
+              <a:graphicData uri="http://schemas.openxmlformats.org/drawingml/2006/picture">
+                <pic:pic xmlns:pic="http://schemas.openxmlformats.org/drawingml/2006/picture">
+                  <pic:nvPicPr>
+                    <pic:cNvPr id="0" name="Picture 1"/>
+                    <pic:cNvPicPr>
+                      <a:picLocks noChangeAspect="1" noChangeArrowheads="1"/>
+                    </pic:cNvPicPr>
+                  </pic:nvPicPr>
+                  <pic:blipFill>
+                    <a:blip r:embed="rId5" cstate="print">
+                      <a:extLst>
+                        <a:ext uri="{28A0092B-C50C-407E-A947-70E740481C1C}">
+                          <a14:useLocalDpi xmlns:a14="http://schemas.microsoft.com/office/drawing/2010/main" val="0"/>
+                        </a:ext>
+                      </a:extLst>
+                    </a:blip>
+                    <a:srcRect/>
+                    <a:stretch>
+                      <a:fillRect/>
+                    </a:stretch>
+                  </pic:blipFill>
+                  <pic:spPr bwMode="auto">
+                    <a:xfrm>
+                      <a:off x="0" y="0"/>
+                      <a:ext cx="5725160" cy="1605915"/>
+                    </a:xfrm>
+                    <a:prstGeom prst="rect">
+                      <a:avLst/>
+                    </a:prstGeom>
+                    <a:noFill/>
+                    <a:ln>
+                      <a:noFill/>
+                    </a:ln>
+                  </pic:spPr>
+                </pic:pic>
+              </a:graphicData>
+            </a:graphic>
+          </wp:inline>
+        </w:drawing>
       </w:r>
     </w:p>
     <w:p/>

--- a/Usecase.docx
+++ b/Usecase.docx
@@ -913,6 +913,121 @@
     <w:p>
       <w:pPr>
         <w:pStyle w:val="Heading1"/>
+      </w:pPr>
+      <w:proofErr w:type="spellStart"/>
+      <w:r>
+        <w:t>Notes</w:t>
+      </w:r>
+      <w:proofErr w:type="spellEnd"/>
+    </w:p>
+    <w:p>
+      <w:pPr>
+        <w:rPr>
+          <w:lang w:val="nl-BE"/>
+        </w:rPr>
+      </w:pPr>
+      <w:proofErr w:type="spellStart"/>
+      <w:r>
+        <w:rPr>
+          <w:lang w:val="nl-BE"/>
+        </w:rPr>
+        <w:t>Canals</w:t>
+      </w:r>
+      <w:proofErr w:type="spellEnd"/>
+      <w:r>
+        <w:rPr>
+          <w:lang w:val="nl-BE"/>
+        </w:rPr>
+        <w:t xml:space="preserve"> </w:t>
+      </w:r>
+      <w:proofErr w:type="spellStart"/>
+      <w:r>
+        <w:rPr>
+          <w:lang w:val="nl-BE"/>
+        </w:rPr>
+        <w:t>often</w:t>
+      </w:r>
+      <w:proofErr w:type="spellEnd"/>
+      <w:r>
+        <w:rPr>
+          <w:lang w:val="nl-BE"/>
+        </w:rPr>
+        <w:t xml:space="preserve"> have "lag." </w:t>
+      </w:r>
+      <w:proofErr w:type="spellStart"/>
+      <w:r>
+        <w:rPr>
+          <w:lang w:val="nl-BE"/>
+        </w:rPr>
+        <w:t>If</w:t>
+      </w:r>
+      <w:proofErr w:type="spellEnd"/>
+      <w:r>
+        <w:rPr>
+          <w:lang w:val="nl-BE"/>
+        </w:rPr>
+        <w:t xml:space="preserve"> Sensor 1 is upstream </w:t>
+      </w:r>
+      <w:proofErr w:type="spellStart"/>
+      <w:r>
+        <w:rPr>
+          <w:lang w:val="nl-BE"/>
+        </w:rPr>
+        <w:t>and</w:t>
+      </w:r>
+      <w:proofErr w:type="spellEnd"/>
+      <w:r>
+        <w:rPr>
+          <w:lang w:val="nl-BE"/>
+        </w:rPr>
+        <w:t xml:space="preserve"> Sensor 2 is downstream, </w:t>
+      </w:r>
+      <w:proofErr w:type="spellStart"/>
+      <w:r>
+        <w:rPr>
+          <w:lang w:val="nl-BE"/>
+        </w:rPr>
+        <w:t>the</w:t>
+      </w:r>
+      <w:proofErr w:type="spellEnd"/>
+      <w:r>
+        <w:rPr>
+          <w:lang w:val="nl-BE"/>
+        </w:rPr>
+        <w:t xml:space="preserve"> water takes time </w:t>
+      </w:r>
+      <w:proofErr w:type="spellStart"/>
+      <w:r>
+        <w:rPr>
+          <w:lang w:val="nl-BE"/>
+        </w:rPr>
+        <w:t>to</w:t>
+      </w:r>
+      <w:proofErr w:type="spellEnd"/>
+      <w:r>
+        <w:rPr>
+          <w:lang w:val="nl-BE"/>
+        </w:rPr>
+        <w:t xml:space="preserve"> </w:t>
+      </w:r>
+      <w:proofErr w:type="spellStart"/>
+      <w:r>
+        <w:rPr>
+          <w:lang w:val="nl-BE"/>
+        </w:rPr>
+        <w:t>travel</w:t>
+      </w:r>
+      <w:proofErr w:type="spellEnd"/>
+      <w:r>
+        <w:rPr>
+          <w:lang w:val="nl-BE"/>
+        </w:rPr>
+        <w:t>.</w:t>
+      </w:r>
+    </w:p>
+    <w:p>
+      <w:pPr>
+        <w:pStyle w:val="Heading1"/>
         <w:rPr>
           <w:lang w:val="en-US"/>
         </w:rPr>
@@ -940,16 +1055,26 @@
     </w:p>
     <w:p>
       <w:r>
-        <w:t>The model tracks the general upward trend well from April through early September — the orange (predicted) closely follows the blue (actual) during this period. That's a good sign for the middle of the test window.</w:t>
+        <w:t xml:space="preserve">Goal: predict next reading based on </w:t>
+      </w:r>
+      <w:proofErr w:type="gramStart"/>
+      <w:r>
+        <w:t>historic</w:t>
+      </w:r>
+      <w:proofErr w:type="gramEnd"/>
+      <w:r>
+        <w:t xml:space="preserve"> data</w:t>
       </w:r>
     </w:p>
     <w:p>
       <w:r>
-        <w:t xml:space="preserve">From mid-September onward, the predicted line flatlines around 14,000–15,000 while the actual signal keeps climbing to 17,000–18,000 and becomes increasingly volatile. This is a </w:t>
-      </w:r>
-      <w:r>
         <w:lastRenderedPageBreak/>
-        <w:t xml:space="preserve">classic Random Forest extrapolation failure — RF cannot predict values outside the range it was trained on. </w:t>
+        <w:t>The model tracks the general upward trend well from April through early September — the orange (predicted) closely follows the blue (actual) during this period. That's a good sign for the middle of the test window.</w:t>
+      </w:r>
+    </w:p>
+    <w:p>
+      <w:r>
+        <w:t xml:space="preserve">From mid-September onward, the predicted line flatlines around 14,000–15,000 while the actual signal keeps climbing to 17,000–18,000 and becomes increasingly volatile. This is a classic Random Forest extrapolation failure — RF cannot predict values outside the range it was trained on. </w:t>
       </w:r>
     </w:p>
     <w:p>
@@ -1025,7 +1150,134 @@
         </w:drawing>
       </w:r>
     </w:p>
-    <w:p/>
+    <w:p>
+      <w:pPr>
+        <w:pStyle w:val="Heading2"/>
+        <w:rPr>
+          <w:lang w:val="en-US"/>
+        </w:rPr>
+      </w:pPr>
+      <w:r>
+        <w:rPr>
+          <w:lang w:val="en-US"/>
+        </w:rPr>
+        <w:t>Support Vector Regression (SVR)</w:t>
+      </w:r>
+    </w:p>
+    <w:p>
+      <w:r>
+        <w:t>Goal: predict the readings of a particular sensor based on neighboring sensor data in case a sensor goes down.</w:t>
+      </w:r>
+    </w:p>
+    <w:p>
+      <w:pPr>
+        <w:jc w:val="center"/>
+      </w:pPr>
+      <w:r>
+        <w:rPr>
+          <w:noProof/>
+        </w:rPr>
+        <w:drawing>
+          <wp:inline distT="0" distB="0" distL="0" distR="0" wp14:anchorId="49ECD1A9" wp14:editId="304DA4B2">
+            <wp:extent cx="4709160" cy="2505456"/>
+            <wp:effectExtent l="0" t="0" r="0" b="0"/>
+            <wp:docPr id="157089122" name="Picture 2"/>
+            <wp:cNvGraphicFramePr>
+              <a:graphicFrameLocks xmlns:a="http://schemas.openxmlformats.org/drawingml/2006/main" noChangeAspect="1"/>
+            </wp:cNvGraphicFramePr>
+            <a:graphic xmlns:a="http://schemas.openxmlformats.org/drawingml/2006/main">
+              <a:graphicData uri="http://schemas.openxmlformats.org/drawingml/2006/picture">
+                <pic:pic xmlns:pic="http://schemas.openxmlformats.org/drawingml/2006/picture">
+                  <pic:nvPicPr>
+                    <pic:cNvPr id="0" name="Picture 4"/>
+                    <pic:cNvPicPr>
+                      <a:picLocks noChangeAspect="1" noChangeArrowheads="1"/>
+                    </pic:cNvPicPr>
+                  </pic:nvPicPr>
+                  <pic:blipFill>
+                    <a:blip r:embed="rId6">
+                      <a:extLst>
+                        <a:ext uri="{28A0092B-C50C-407E-A947-70E740481C1C}">
+                          <a14:useLocalDpi xmlns:a14="http://schemas.microsoft.com/office/drawing/2010/main" val="0"/>
+                        </a:ext>
+                      </a:extLst>
+                    </a:blip>
+                    <a:srcRect/>
+                    <a:stretch>
+                      <a:fillRect/>
+                    </a:stretch>
+                  </pic:blipFill>
+                  <pic:spPr bwMode="auto">
+                    <a:xfrm>
+                      <a:off x="0" y="0"/>
+                      <a:ext cx="4709160" cy="2505456"/>
+                    </a:xfrm>
+                    <a:prstGeom prst="rect">
+                      <a:avLst/>
+                    </a:prstGeom>
+                    <a:noFill/>
+                    <a:ln>
+                      <a:noFill/>
+                    </a:ln>
+                  </pic:spPr>
+                </pic:pic>
+              </a:graphicData>
+            </a:graphic>
+          </wp:inline>
+        </w:drawing>
+      </w:r>
+    </w:p>
+    <w:p>
+      <w:r>
+        <w:t xml:space="preserve"> The red SVR prediction tracks the blue actual signal closely across most of the time range, capturing the major oscillatory patterns in canal conductivity.</w:t>
+      </w:r>
+    </w:p>
+    <w:p>
+      <w:r>
+        <w:t>T</w:t>
+      </w:r>
+      <w:r>
+        <w:t>he actual sensor shows rapid, jagged fluctuations that the SVR smooths over. This is expected behavior</w:t>
+      </w:r>
+      <w:r>
+        <w:t xml:space="preserve"> as it </w:t>
+      </w:r>
+      <w:r>
+        <w:t>acts as a natural low-pass filter</w:t>
+      </w:r>
+      <w:r>
+        <w:t>.</w:t>
+      </w:r>
+    </w:p>
+    <w:p>
+      <w:r>
+        <w:t>T</w:t>
+      </w:r>
+      <w:r>
+        <w:t>here's a notable divergence at the start, where the prediction begins higher than the actual values. This could suggest the model is influenced by the other sensors which may have already been elevated at that time</w:t>
+      </w:r>
+      <w:r>
+        <w:t xml:space="preserve">. </w:t>
+      </w:r>
+    </w:p>
+    <w:p>
+      <w:r>
+        <w:lastRenderedPageBreak/>
+        <w:t>A</w:t>
+      </w:r>
+      <w:r>
+        <w:t>t the very end</w:t>
+      </w:r>
+      <w:r>
+        <w:t xml:space="preserve">, </w:t>
+      </w:r>
+      <w:r>
+        <w:t>SVR undershoots slightly, which is typical since SVR with epsilon-insensitive loss tends to underestimate extremes</w:t>
+      </w:r>
+      <w:r>
+        <w:t>.</w:t>
+      </w:r>
+    </w:p>
     <w:sectPr>
       <w:pgSz w:w="11906" w:h="16838"/>
       <w:pgMar w:top="1440" w:right="1440" w:bottom="1440" w:left="1440" w:header="708" w:footer="708" w:gutter="0"/>
@@ -1761,7 +2013,6 @@
   <w:style w:type="character" w:default="1" w:styleId="DefaultParagraphFont">
     <w:name w:val="Default Paragraph Font"/>
     <w:uiPriority w:val="1"/>
-    <w:semiHidden/>
     <w:unhideWhenUsed/>
   </w:style>
   <w:style w:type="table" w:default="1" w:styleId="TableNormal">

--- a/Usecase.docx
+++ b/Usecase.docx
@@ -1276,6 +1276,20 @@
       </w:r>
       <w:r>
         <w:t>.</w:t>
+      </w:r>
+    </w:p>
+    <w:p>
+      <w:pPr>
+        <w:pStyle w:val="Heading2"/>
+        <w:rPr>
+          <w:lang w:val="en-US"/>
+        </w:rPr>
+      </w:pPr>
+      <w:r>
+        <w:rPr>
+          <w:lang w:val="en-US"/>
+        </w:rPr>
+        <w:t>Gradient boosting algorithms</w:t>
       </w:r>
     </w:p>
     <w:sectPr>

--- a/Usecase.docx
+++ b/Usecase.docx
@@ -40,28 +40,12 @@
     </w:p>
     <w:p>
       <w:r>
-        <w:t xml:space="preserve">The Gent-Terneuzen canal connects the port of Ghent to the </w:t>
-      </w:r>
-      <w:proofErr w:type="spellStart"/>
-      <w:r>
-        <w:t>Westerschelde</w:t>
-      </w:r>
-      <w:proofErr w:type="spellEnd"/>
-      <w:r>
-        <w:t xml:space="preserve"> estuary in the Netherlands. Salt water from the North Sea can push inland — a process known as salt intrusion. Industrial partners along the canal are sensitive to elevated salinity levels.</w:t>
-      </w:r>
-    </w:p>
-    <w:p>
-      <w:r>
-        <w:t xml:space="preserve">Conductivity is the primary proxy for salinity: the more dissolved ions (largely salt) in the water, the higher the conductivity. VITO operates a network of sensors along the canal that </w:t>
-      </w:r>
-      <w:proofErr w:type="gramStart"/>
-      <w:r>
-        <w:t>publish</w:t>
-      </w:r>
-      <w:proofErr w:type="gramEnd"/>
-      <w:r>
-        <w:t xml:space="preserve"> live readings through the waterinfo.be.</w:t>
+        <w:t>The Gent-Terneuzen canal connects the port of Ghent to the Westerschelde estuary in the Netherlands. Salt water from the North Sea can push inland — a process known as salt intrusion. Industrial partners along the canal are sensitive to elevated salinity levels.</w:t>
+      </w:r>
+    </w:p>
+    <w:p>
+      <w:r>
+        <w:t>Conductivity is the primary proxy for salinity: the more dissolved ions (largely salt) in the water, the higher the conductivity. VITO operates a network of sensors along the canal that publish live readings through the waterinfo.be.</w:t>
       </w:r>
     </w:p>
     <w:p>
@@ -257,7 +241,6 @@
                 <w:szCs w:val="20"/>
               </w:rPr>
             </w:pPr>
-            <w:proofErr w:type="spellStart"/>
             <w:r>
               <w:rPr>
                 <w:sz w:val="20"/>
@@ -265,7 +248,13 @@
               </w:rPr>
               <w:t>Autrichehaven</w:t>
             </w:r>
-            <w:proofErr w:type="spellEnd"/>
+            <w:r>
+              <w:rPr>
+                <w:sz w:val="20"/>
+                <w:szCs w:val="20"/>
+              </w:rPr>
+              <w:t xml:space="preserve"> (Westdorpe)</w:t>
+            </w:r>
           </w:p>
         </w:tc>
         <w:tc>
@@ -412,7 +401,6 @@
                 <w:szCs w:val="20"/>
               </w:rPr>
             </w:pPr>
-            <w:proofErr w:type="spellStart"/>
             <w:r>
               <w:rPr>
                 <w:sz w:val="20"/>
@@ -420,7 +408,27 @@
               </w:rPr>
               <w:t>Grootdok</w:t>
             </w:r>
-            <w:proofErr w:type="spellEnd"/>
+            <w:r>
+              <w:rPr>
+                <w:sz w:val="20"/>
+                <w:szCs w:val="20"/>
+              </w:rPr>
+              <w:t xml:space="preserve"> (G</w:t>
+            </w:r>
+            <w:r>
+              <w:rPr>
+                <w:sz w:val="20"/>
+                <w:szCs w:val="20"/>
+              </w:rPr>
+              <w:t>h</w:t>
+            </w:r>
+            <w:r>
+              <w:rPr>
+                <w:sz w:val="20"/>
+                <w:szCs w:val="20"/>
+              </w:rPr>
+              <w:t>ent)</w:t>
+            </w:r>
           </w:p>
         </w:tc>
         <w:tc>
@@ -559,7 +567,6 @@
                 <w:szCs w:val="20"/>
               </w:rPr>
             </w:pPr>
-            <w:proofErr w:type="spellStart"/>
             <w:r>
               <w:rPr>
                 <w:sz w:val="20"/>
@@ -567,7 +574,13 @@
               </w:rPr>
               <w:t>Zevenaarshaven</w:t>
             </w:r>
-            <w:proofErr w:type="spellEnd"/>
+            <w:r>
+              <w:rPr>
+                <w:sz w:val="20"/>
+                <w:szCs w:val="20"/>
+              </w:rPr>
+              <w:t xml:space="preserve"> (Terneuzen)</w:t>
+            </w:r>
           </w:p>
         </w:tc>
         <w:tc>
@@ -706,7 +719,6 @@
                 <w:szCs w:val="20"/>
               </w:rPr>
             </w:pPr>
-            <w:proofErr w:type="spellStart"/>
             <w:r>
               <w:rPr>
                 <w:sz w:val="20"/>
@@ -714,7 +726,27 @@
               </w:rPr>
               <w:t>Rodenhuizedok</w:t>
             </w:r>
-            <w:proofErr w:type="spellEnd"/>
+            <w:r>
+              <w:rPr>
+                <w:sz w:val="20"/>
+                <w:szCs w:val="20"/>
+              </w:rPr>
+              <w:t xml:space="preserve"> (G</w:t>
+            </w:r>
+            <w:r>
+              <w:rPr>
+                <w:sz w:val="20"/>
+                <w:szCs w:val="20"/>
+              </w:rPr>
+              <w:t>h</w:t>
+            </w:r>
+            <w:r>
+              <w:rPr>
+                <w:sz w:val="20"/>
+                <w:szCs w:val="20"/>
+              </w:rPr>
+              <w:t>ent)</w:t>
+            </w:r>
           </w:p>
         </w:tc>
         <w:tc>
@@ -914,11 +946,9 @@
       <w:pPr>
         <w:pStyle w:val="Heading1"/>
       </w:pPr>
-      <w:proofErr w:type="spellStart"/>
       <w:r>
         <w:t>Notes</w:t>
       </w:r>
-      <w:proofErr w:type="spellEnd"/>
     </w:p>
     <w:p>
       <w:pPr>
@@ -926,103 +956,11 @@
           <w:lang w:val="nl-BE"/>
         </w:rPr>
       </w:pPr>
-      <w:proofErr w:type="spellStart"/>
       <w:r>
         <w:rPr>
           <w:lang w:val="nl-BE"/>
         </w:rPr>
-        <w:t>Canals</w:t>
-      </w:r>
-      <w:proofErr w:type="spellEnd"/>
-      <w:r>
-        <w:rPr>
-          <w:lang w:val="nl-BE"/>
-        </w:rPr>
-        <w:t xml:space="preserve"> </w:t>
-      </w:r>
-      <w:proofErr w:type="spellStart"/>
-      <w:r>
-        <w:rPr>
-          <w:lang w:val="nl-BE"/>
-        </w:rPr>
-        <w:t>often</w:t>
-      </w:r>
-      <w:proofErr w:type="spellEnd"/>
-      <w:r>
-        <w:rPr>
-          <w:lang w:val="nl-BE"/>
-        </w:rPr>
-        <w:t xml:space="preserve"> have "lag." </w:t>
-      </w:r>
-      <w:proofErr w:type="spellStart"/>
-      <w:r>
-        <w:rPr>
-          <w:lang w:val="nl-BE"/>
-        </w:rPr>
-        <w:t>If</w:t>
-      </w:r>
-      <w:proofErr w:type="spellEnd"/>
-      <w:r>
-        <w:rPr>
-          <w:lang w:val="nl-BE"/>
-        </w:rPr>
-        <w:t xml:space="preserve"> Sensor 1 is upstream </w:t>
-      </w:r>
-      <w:proofErr w:type="spellStart"/>
-      <w:r>
-        <w:rPr>
-          <w:lang w:val="nl-BE"/>
-        </w:rPr>
-        <w:t>and</w:t>
-      </w:r>
-      <w:proofErr w:type="spellEnd"/>
-      <w:r>
-        <w:rPr>
-          <w:lang w:val="nl-BE"/>
-        </w:rPr>
-        <w:t xml:space="preserve"> Sensor 2 is downstream, </w:t>
-      </w:r>
-      <w:proofErr w:type="spellStart"/>
-      <w:r>
-        <w:rPr>
-          <w:lang w:val="nl-BE"/>
-        </w:rPr>
-        <w:t>the</w:t>
-      </w:r>
-      <w:proofErr w:type="spellEnd"/>
-      <w:r>
-        <w:rPr>
-          <w:lang w:val="nl-BE"/>
-        </w:rPr>
-        <w:t xml:space="preserve"> water takes time </w:t>
-      </w:r>
-      <w:proofErr w:type="spellStart"/>
-      <w:r>
-        <w:rPr>
-          <w:lang w:val="nl-BE"/>
-        </w:rPr>
-        <w:t>to</w:t>
-      </w:r>
-      <w:proofErr w:type="spellEnd"/>
-      <w:r>
-        <w:rPr>
-          <w:lang w:val="nl-BE"/>
-        </w:rPr>
-        <w:t xml:space="preserve"> </w:t>
-      </w:r>
-      <w:proofErr w:type="spellStart"/>
-      <w:r>
-        <w:rPr>
-          <w:lang w:val="nl-BE"/>
-        </w:rPr>
-        <w:t>travel</w:t>
-      </w:r>
-      <w:proofErr w:type="spellEnd"/>
-      <w:r>
-        <w:rPr>
-          <w:lang w:val="nl-BE"/>
-        </w:rPr>
-        <w:t>.</w:t>
+        <w:t>Canals often have "lag." If Sensor 1 is upstream and Sensor 2 is downstream, the water takes time to travel.</w:t>
       </w:r>
     </w:p>
     <w:p>
@@ -1036,6 +974,7 @@
         <w:rPr>
           <w:lang w:val="en-US"/>
         </w:rPr>
+        <w:lastRenderedPageBreak/>
         <w:t>Time series analysis techniques</w:t>
       </w:r>
     </w:p>
@@ -1055,20 +994,11 @@
     </w:p>
     <w:p>
       <w:r>
-        <w:t xml:space="preserve">Goal: predict next reading based on </w:t>
-      </w:r>
-      <w:proofErr w:type="gramStart"/>
-      <w:r>
-        <w:t>historic</w:t>
-      </w:r>
-      <w:proofErr w:type="gramEnd"/>
-      <w:r>
-        <w:t xml:space="preserve"> data</w:t>
-      </w:r>
-    </w:p>
-    <w:p>
-      <w:r>
-        <w:lastRenderedPageBreak/>
+        <w:t>Goal: predict next reading based on historic data</w:t>
+      </w:r>
+    </w:p>
+    <w:p>
+      <w:r>
         <w:t>The model tracks the general upward trend well from April through early September — the orange (predicted) closely follows the blue (actual) during this period. That's a good sign for the middle of the test window.</w:t>
       </w:r>
     </w:p>
@@ -1079,29 +1009,16 @@
     </w:p>
     <w:p>
       <w:r>
-        <w:t xml:space="preserve">There are two sudden drops in the actual </w:t>
-      </w:r>
-      <w:proofErr w:type="gramStart"/>
-      <w:r>
-        <w:t>signal —</w:t>
-      </w:r>
-      <w:proofErr w:type="gramEnd"/>
-      <w:r>
-        <w:t xml:space="preserve"> one around early August (down to ~3,500) and one around late September/early October (down to ~10,000). The model misses </w:t>
-      </w:r>
-      <w:proofErr w:type="gramStart"/>
-      <w:r>
-        <w:t>both of them</w:t>
-      </w:r>
-      <w:proofErr w:type="gramEnd"/>
-      <w:r>
-        <w:t xml:space="preserve"> almost entirely. These are almost certainly real anomalies — sensor faults, lock operations, or measurement errors on the canal </w:t>
-      </w:r>
-    </w:p>
-    <w:p>
-      <w:r>
+        <w:t xml:space="preserve">There are two sudden drops in the actual signal — one around early August (down to ~3,500) and one around late September/early October (down to ~10,000). The model misses both of them almost entirely. These are almost certainly real anomalies — sensor faults, lock operations, or measurement errors on the canal </w:t>
+      </w:r>
+    </w:p>
+    <w:p>
+      <w:r>
+        <w:rPr>
+          <w:noProof/>
+        </w:rPr>
         <w:drawing>
-          <wp:inline distT="0" distB="0" distL="0" distR="0" wp14:anchorId="4A647E13" wp14:editId="1CEBE051">
+          <wp:inline distT="0" distB="0" distL="0" distR="0" wp14:anchorId="4A647E13" wp14:editId="7D5D5E6A">
             <wp:extent cx="5725160" cy="1605915"/>
             <wp:effectExtent l="0" t="0" r="0" b="0"/>
             <wp:docPr id="1313103864" name="Picture 1"/>
@@ -1234,6 +1151,7 @@
     </w:p>
     <w:p>
       <w:r>
+        <w:lastRenderedPageBreak/>
         <w:t>T</w:t>
       </w:r>
       <w:r>
@@ -1262,7 +1180,6 @@
     </w:p>
     <w:p>
       <w:r>
-        <w:lastRenderedPageBreak/>
         <w:t>A</w:t>
       </w:r>
       <w:r>
@@ -2027,6 +1944,7 @@
   <w:style w:type="character" w:default="1" w:styleId="DefaultParagraphFont">
     <w:name w:val="Default Paragraph Font"/>
     <w:uiPriority w:val="1"/>
+    <w:semiHidden/>
     <w:unhideWhenUsed/>
   </w:style>
   <w:style w:type="table" w:default="1" w:styleId="TableNormal">

--- a/Usecase.docx
+++ b/Usecase.docx
@@ -1018,7 +1018,7 @@
           <w:noProof/>
         </w:rPr>
         <w:drawing>
-          <wp:inline distT="0" distB="0" distL="0" distR="0" wp14:anchorId="4A647E13" wp14:editId="7D5D5E6A">
+          <wp:inline distT="0" distB="0" distL="0" distR="0" wp14:anchorId="4A647E13" wp14:editId="293B58E6">
             <wp:extent cx="5725160" cy="1605915"/>
             <wp:effectExtent l="0" t="0" r="0" b="0"/>
             <wp:docPr id="1313103864" name="Picture 1"/>
@@ -1207,6 +1207,159 @@
           <w:lang w:val="en-US"/>
         </w:rPr>
         <w:t>Gradient boosting algorithms</w:t>
+      </w:r>
+    </w:p>
+    <w:p/>
+    <w:p>
+      <w:pPr>
+        <w:pStyle w:val="Heading2"/>
+        <w:rPr>
+          <w:lang w:val="en-US"/>
+        </w:rPr>
+      </w:pPr>
+      <w:r>
+        <w:rPr>
+          <w:lang w:val="en-US"/>
+        </w:rPr>
+        <w:t>Matrix Profile</w:t>
+      </w:r>
+    </w:p>
+    <w:p>
+      <w:r>
+        <w:t>There's a clear long-term seasonal pattern: conductivity peaks in summer/autumn and drops in winter, repeating annually. This is typical for canals — lower rainfall and higher evaporation concentrate salts.</w:t>
+      </w:r>
+    </w:p>
+    <w:p>
+      <w:r>
+        <w:t xml:space="preserve">The </w:t>
+      </w:r>
+      <w:r>
+        <w:t>conductivity value is higher on average in</w:t>
+      </w:r>
+      <w:r>
+        <w:t xml:space="preserve"> 2025 onward, suggesting recent behavior is more variable and harder to match to historical patterns.</w:t>
+      </w:r>
+      <w:r>
+        <w:t xml:space="preserve"> This is probably due to the operation of a new third lock to the canal in May</w:t>
+      </w:r>
+      <w:r>
+        <w:t xml:space="preserve"> (testing phase)</w:t>
+      </w:r>
+      <w:r>
+        <w:t>.</w:t>
+      </w:r>
+    </w:p>
+    <w:p>
+      <w:r>
+        <w:t xml:space="preserve">The first recording of </w:t>
+      </w:r>
+      <w:r>
+        <w:t xml:space="preserve">a </w:t>
+      </w:r>
+      <w:r>
+        <w:t>conductivity value measuring over 10000</w:t>
+      </w:r>
+      <w:r>
+        <w:t xml:space="preserve"> </w:t>
+      </w:r>
+      <w:r>
+        <w:rPr>
+          <w:rFonts w:cstheme="minorHAnsi"/>
+        </w:rPr>
+        <w:t>µ</w:t>
+      </w:r>
+      <w:r>
+        <w:t>S/cm</w:t>
+      </w:r>
+      <w:r>
+        <w:t xml:space="preserve"> in the year 2025 was in August</w:t>
+      </w:r>
+      <w:r>
+        <w:t>,</w:t>
+      </w:r>
+      <w:r>
+        <w:t xml:space="preserve"> which is the same month the new </w:t>
+      </w:r>
+      <w:r>
+        <w:t xml:space="preserve">third </w:t>
+      </w:r>
+      <w:r>
+        <w:t>lock became operational.</w:t>
+      </w:r>
+    </w:p>
+    <w:p>
+      <w:r>
+        <w:t>The yellow regions (high distance) dominate the matrix, meaning most weeks are quite different from each other — the canal has high variability overall.</w:t>
+      </w:r>
+    </w:p>
+    <w:p>
+      <w:r>
+        <w:t>There's a notable dark cluster around 2021–2022 (bottom-left corner), suggesting early 2021 windows were internally very consistent — a stable baseline period.</w:t>
+      </w:r>
+    </w:p>
+    <w:p>
+      <w:r>
+        <w:t>The 2025–2026 corner (top-right) is largely yellow, confirming recent behavior is increasingly dissimilar from all historical periods</w:t>
+      </w:r>
+      <w:r>
+        <w:t>.</w:t>
+      </w:r>
+    </w:p>
+    <w:p/>
+    <w:p>
+      <w:r>
+        <w:rPr>
+          <w:noProof/>
+        </w:rPr>
+        <w:lastRenderedPageBreak/>
+        <w:drawing>
+          <wp:inline distT="0" distB="0" distL="0" distR="0" wp14:anchorId="1826985D" wp14:editId="1C487D1C">
+            <wp:extent cx="5727065" cy="5361305"/>
+            <wp:effectExtent l="0" t="0" r="0" b="0"/>
+            <wp:docPr id="298366741" name="Picture 1"/>
+            <wp:cNvGraphicFramePr>
+              <a:graphicFrameLocks xmlns:a="http://schemas.openxmlformats.org/drawingml/2006/main" noChangeAspect="1"/>
+            </wp:cNvGraphicFramePr>
+            <a:graphic xmlns:a="http://schemas.openxmlformats.org/drawingml/2006/main">
+              <a:graphicData uri="http://schemas.openxmlformats.org/drawingml/2006/picture">
+                <pic:pic xmlns:pic="http://schemas.openxmlformats.org/drawingml/2006/picture">
+                  <pic:nvPicPr>
+                    <pic:cNvPr id="0" name="Picture 1"/>
+                    <pic:cNvPicPr>
+                      <a:picLocks noChangeAspect="1" noChangeArrowheads="1"/>
+                    </pic:cNvPicPr>
+                  </pic:nvPicPr>
+                  <pic:blipFill>
+                    <a:blip r:embed="rId7">
+                      <a:extLst>
+                        <a:ext uri="{28A0092B-C50C-407E-A947-70E740481C1C}">
+                          <a14:useLocalDpi xmlns:a14="http://schemas.microsoft.com/office/drawing/2010/main" val="0"/>
+                        </a:ext>
+                      </a:extLst>
+                    </a:blip>
+                    <a:srcRect/>
+                    <a:stretch>
+                      <a:fillRect/>
+                    </a:stretch>
+                  </pic:blipFill>
+                  <pic:spPr bwMode="auto">
+                    <a:xfrm>
+                      <a:off x="0" y="0"/>
+                      <a:ext cx="5727065" cy="5361305"/>
+                    </a:xfrm>
+                    <a:prstGeom prst="rect">
+                      <a:avLst/>
+                    </a:prstGeom>
+                    <a:noFill/>
+                    <a:ln>
+                      <a:noFill/>
+                    </a:ln>
+                  </pic:spPr>
+                </pic:pic>
+              </a:graphicData>
+            </a:graphic>
+          </wp:inline>
+        </w:drawing>
       </w:r>
     </w:p>
     <w:sectPr>

--- a/Usecase.docx
+++ b/Usecase.docx
@@ -40,12 +40,28 @@
     </w:p>
     <w:p>
       <w:r>
-        <w:t>The Gent-Terneuzen canal connects the port of Ghent to the Westerschelde estuary in the Netherlands. Salt water from the North Sea can push inland — a process known as salt intrusion. Industrial partners along the canal are sensitive to elevated salinity levels.</w:t>
-      </w:r>
-    </w:p>
-    <w:p>
-      <w:r>
-        <w:t>Conductivity is the primary proxy for salinity: the more dissolved ions (largely salt) in the water, the higher the conductivity. VITO operates a network of sensors along the canal that publish live readings through the waterinfo.be.</w:t>
+        <w:t xml:space="preserve">The Gent-Terneuzen canal connects the port of Ghent to the </w:t>
+      </w:r>
+      <w:proofErr w:type="spellStart"/>
+      <w:r>
+        <w:t>Westerschelde</w:t>
+      </w:r>
+      <w:proofErr w:type="spellEnd"/>
+      <w:r>
+        <w:t xml:space="preserve"> estuary in the Netherlands. Salt water from the North Sea can push inland — a process known as salt intrusion. Industrial partners along the canal are sensitive to elevated salinity levels.</w:t>
+      </w:r>
+    </w:p>
+    <w:p>
+      <w:r>
+        <w:t xml:space="preserve">Conductivity is the primary proxy for salinity: the more dissolved ions (largely salt) in the water, the higher the conductivity. VITO operates a network of sensors along the canal that </w:t>
+      </w:r>
+      <w:proofErr w:type="gramStart"/>
+      <w:r>
+        <w:t>publish</w:t>
+      </w:r>
+      <w:proofErr w:type="gramEnd"/>
+      <w:r>
+        <w:t xml:space="preserve"> live readings through the waterinfo.be.</w:t>
       </w:r>
     </w:p>
     <w:p>
@@ -241,6 +257,7 @@
                 <w:szCs w:val="20"/>
               </w:rPr>
             </w:pPr>
+            <w:proofErr w:type="spellStart"/>
             <w:r>
               <w:rPr>
                 <w:sz w:val="20"/>
@@ -248,12 +265,29 @@
               </w:rPr>
               <w:t>Autrichehaven</w:t>
             </w:r>
-            <w:r>
-              <w:rPr>
-                <w:sz w:val="20"/>
-                <w:szCs w:val="20"/>
-              </w:rPr>
-              <w:t xml:space="preserve"> (Westdorpe)</w:t>
+            <w:proofErr w:type="spellEnd"/>
+            <w:r>
+              <w:rPr>
+                <w:sz w:val="20"/>
+                <w:szCs w:val="20"/>
+              </w:rPr>
+              <w:t xml:space="preserve"> (</w:t>
+            </w:r>
+            <w:proofErr w:type="spellStart"/>
+            <w:r>
+              <w:rPr>
+                <w:sz w:val="20"/>
+                <w:szCs w:val="20"/>
+              </w:rPr>
+              <w:t>Westdorpe</w:t>
+            </w:r>
+            <w:proofErr w:type="spellEnd"/>
+            <w:r>
+              <w:rPr>
+                <w:sz w:val="20"/>
+                <w:szCs w:val="20"/>
+              </w:rPr>
+              <w:t>)</w:t>
             </w:r>
           </w:p>
         </w:tc>
@@ -401,6 +435,7 @@
                 <w:szCs w:val="20"/>
               </w:rPr>
             </w:pPr>
+            <w:proofErr w:type="spellStart"/>
             <w:r>
               <w:rPr>
                 <w:sz w:val="20"/>
@@ -408,6 +443,7 @@
               </w:rPr>
               <w:t>Grootdok</w:t>
             </w:r>
+            <w:proofErr w:type="spellEnd"/>
             <w:r>
               <w:rPr>
                 <w:sz w:val="20"/>
@@ -567,6 +603,7 @@
                 <w:szCs w:val="20"/>
               </w:rPr>
             </w:pPr>
+            <w:proofErr w:type="spellStart"/>
             <w:r>
               <w:rPr>
                 <w:sz w:val="20"/>
@@ -574,6 +611,7 @@
               </w:rPr>
               <w:t>Zevenaarshaven</w:t>
             </w:r>
+            <w:proofErr w:type="spellEnd"/>
             <w:r>
               <w:rPr>
                 <w:sz w:val="20"/>
@@ -719,6 +757,7 @@
                 <w:szCs w:val="20"/>
               </w:rPr>
             </w:pPr>
+            <w:proofErr w:type="spellStart"/>
             <w:r>
               <w:rPr>
                 <w:sz w:val="20"/>
@@ -726,6 +765,7 @@
               </w:rPr>
               <w:t>Rodenhuizedok</w:t>
             </w:r>
+            <w:proofErr w:type="spellEnd"/>
             <w:r>
               <w:rPr>
                 <w:sz w:val="20"/>
@@ -946,9 +986,11 @@
       <w:pPr>
         <w:pStyle w:val="Heading1"/>
       </w:pPr>
+      <w:proofErr w:type="spellStart"/>
       <w:r>
         <w:t>Notes</w:t>
       </w:r>
+      <w:proofErr w:type="spellEnd"/>
     </w:p>
     <w:p>
       <w:pPr>
@@ -956,11 +998,103 @@
           <w:lang w:val="nl-BE"/>
         </w:rPr>
       </w:pPr>
+      <w:proofErr w:type="spellStart"/>
       <w:r>
         <w:rPr>
           <w:lang w:val="nl-BE"/>
         </w:rPr>
-        <w:t>Canals often have "lag." If Sensor 1 is upstream and Sensor 2 is downstream, the water takes time to travel.</w:t>
+        <w:t>Canals</w:t>
+      </w:r>
+      <w:proofErr w:type="spellEnd"/>
+      <w:r>
+        <w:rPr>
+          <w:lang w:val="nl-BE"/>
+        </w:rPr>
+        <w:t xml:space="preserve"> </w:t>
+      </w:r>
+      <w:proofErr w:type="spellStart"/>
+      <w:r>
+        <w:rPr>
+          <w:lang w:val="nl-BE"/>
+        </w:rPr>
+        <w:t>often</w:t>
+      </w:r>
+      <w:proofErr w:type="spellEnd"/>
+      <w:r>
+        <w:rPr>
+          <w:lang w:val="nl-BE"/>
+        </w:rPr>
+        <w:t xml:space="preserve"> have "lag." </w:t>
+      </w:r>
+      <w:proofErr w:type="spellStart"/>
+      <w:r>
+        <w:rPr>
+          <w:lang w:val="nl-BE"/>
+        </w:rPr>
+        <w:t>If</w:t>
+      </w:r>
+      <w:proofErr w:type="spellEnd"/>
+      <w:r>
+        <w:rPr>
+          <w:lang w:val="nl-BE"/>
+        </w:rPr>
+        <w:t xml:space="preserve"> Sensor 1 is upstream </w:t>
+      </w:r>
+      <w:proofErr w:type="spellStart"/>
+      <w:r>
+        <w:rPr>
+          <w:lang w:val="nl-BE"/>
+        </w:rPr>
+        <w:t>and</w:t>
+      </w:r>
+      <w:proofErr w:type="spellEnd"/>
+      <w:r>
+        <w:rPr>
+          <w:lang w:val="nl-BE"/>
+        </w:rPr>
+        <w:t xml:space="preserve"> Sensor 2 is downstream, </w:t>
+      </w:r>
+      <w:proofErr w:type="spellStart"/>
+      <w:r>
+        <w:rPr>
+          <w:lang w:val="nl-BE"/>
+        </w:rPr>
+        <w:t>the</w:t>
+      </w:r>
+      <w:proofErr w:type="spellEnd"/>
+      <w:r>
+        <w:rPr>
+          <w:lang w:val="nl-BE"/>
+        </w:rPr>
+        <w:t xml:space="preserve"> water takes time </w:t>
+      </w:r>
+      <w:proofErr w:type="spellStart"/>
+      <w:r>
+        <w:rPr>
+          <w:lang w:val="nl-BE"/>
+        </w:rPr>
+        <w:t>to</w:t>
+      </w:r>
+      <w:proofErr w:type="spellEnd"/>
+      <w:r>
+        <w:rPr>
+          <w:lang w:val="nl-BE"/>
+        </w:rPr>
+        <w:t xml:space="preserve"> </w:t>
+      </w:r>
+      <w:proofErr w:type="spellStart"/>
+      <w:r>
+        <w:rPr>
+          <w:lang w:val="nl-BE"/>
+        </w:rPr>
+        <w:t>travel</w:t>
+      </w:r>
+      <w:proofErr w:type="spellEnd"/>
+      <w:r>
+        <w:rPr>
+          <w:lang w:val="nl-BE"/>
+        </w:rPr>
+        <w:t>.</w:t>
       </w:r>
     </w:p>
     <w:p>
@@ -994,7 +1128,15 @@
     </w:p>
     <w:p>
       <w:r>
-        <w:t>Goal: predict next reading based on historic data</w:t>
+        <w:t xml:space="preserve">Goal: predict next reading based on </w:t>
+      </w:r>
+      <w:proofErr w:type="gramStart"/>
+      <w:r>
+        <w:t>historic</w:t>
+      </w:r>
+      <w:proofErr w:type="gramEnd"/>
+      <w:r>
+        <w:t xml:space="preserve"> data</w:t>
       </w:r>
     </w:p>
     <w:p>
@@ -1009,7 +1151,23 @@
     </w:p>
     <w:p>
       <w:r>
-        <w:t xml:space="preserve">There are two sudden drops in the actual signal — one around early August (down to ~3,500) and one around late September/early October (down to ~10,000). The model misses both of them almost entirely. These are almost certainly real anomalies — sensor faults, lock operations, or measurement errors on the canal </w:t>
+        <w:t xml:space="preserve">There are two sudden drops in the actual </w:t>
+      </w:r>
+      <w:proofErr w:type="gramStart"/>
+      <w:r>
+        <w:t>signal —</w:t>
+      </w:r>
+      <w:proofErr w:type="gramEnd"/>
+      <w:r>
+        <w:t xml:space="preserve"> one around early August (down to ~3,500) and one around late September/early October (down to ~10,000). The model misses </w:t>
+      </w:r>
+      <w:proofErr w:type="gramStart"/>
+      <w:r>
+        <w:t>both of them</w:t>
+      </w:r>
+      <w:proofErr w:type="gramEnd"/>
+      <w:r>
+        <w:t xml:space="preserve"> almost entirely. These are almost certainly real anomalies — sensor faults, lock operations, or measurement errors on the canal </w:t>
       </w:r>
     </w:p>
     <w:p>
@@ -1226,7 +1384,32 @@
     </w:p>
     <w:p>
       <w:r>
-        <w:t>There's a clear long-term seasonal pattern: conductivity peaks in summer/autumn and drops in winter, repeating annually. This is typical for canals — lower rainfall and higher evaporation concentrate salts.</w:t>
+        <w:t>There's a clear long-term seasonal pattern</w:t>
+      </w:r>
+      <w:r>
+        <w:t>,</w:t>
+      </w:r>
+      <w:r>
+        <w:t xml:space="preserve"> conductivity peaks in summer/autumn and drops in winter, repeating annually. This is typical for canals — lower rainfall and higher evaporation concentrate salts.</w:t>
+      </w:r>
+    </w:p>
+    <w:p>
+      <w:r>
+        <w:t xml:space="preserve">Dark blue patches </w:t>
+      </w:r>
+      <w:proofErr w:type="gramStart"/>
+      <w:r>
+        <w:t>off-diagonal</w:t>
+      </w:r>
+      <w:proofErr w:type="gramEnd"/>
+      <w:r>
+        <w:t xml:space="preserve"> in the heat map</w:t>
+      </w:r>
+      <w:r>
+        <w:t xml:space="preserve"> indicate pairs of time windows that are highly similar, confirming the annual seasonal cycle</w:t>
+      </w:r>
+      <w:r>
+        <w:t>.</w:t>
       </w:r>
     </w:p>
     <w:p>
@@ -1286,6 +1469,17 @@
       <w:r>
         <w:t>lock became operational.</w:t>
       </w:r>
+      <w:r>
+        <w:t xml:space="preserve"> </w:t>
+      </w:r>
+      <w:hyperlink r:id="rId7" w:anchor=":~:text=The%20New%20Lock%20ensures%20better,Ghent%2DTerneuzen%20Canal%20and%20onwards." w:history="1">
+        <w:r>
+          <w:rPr>
+            <w:rStyle w:val="Hyperlink"/>
+          </w:rPr>
+          <w:t>Link</w:t>
+        </w:r>
+      </w:hyperlink>
     </w:p>
     <w:p>
       <w:r>
@@ -1296,6 +1490,9 @@
       <w:r>
         <w:t>There's a notable dark cluster around 2021–2022 (bottom-left corner), suggesting early 2021 windows were internally very consistent — a stable baseline period.</w:t>
       </w:r>
+      <w:r>
+        <w:t xml:space="preserve"> Also, this is when the senor readings started being available online.</w:t>
+      </w:r>
     </w:p>
     <w:p>
       <w:r>
@@ -1305,7 +1502,6 @@
         <w:t>.</w:t>
       </w:r>
     </w:p>
-    <w:p/>
     <w:p>
       <w:r>
         <w:rPr>
@@ -1330,7 +1526,7 @@
                     </pic:cNvPicPr>
                   </pic:nvPicPr>
                   <pic:blipFill>
-                    <a:blip r:embed="rId7">
+                    <a:blip r:embed="rId8">
                       <a:extLst>
                         <a:ext uri="{28A0092B-C50C-407E-A947-70E740481C1C}">
                           <a14:useLocalDpi xmlns:a14="http://schemas.microsoft.com/office/drawing/2010/main" val="0"/>
@@ -1362,6 +1558,125 @@
         </w:drawing>
       </w:r>
     </w:p>
+    <w:p>
+      <w:r>
+        <w:t xml:space="preserve">The conductivity signal moves in large, slow multi-month arcs (peaks in winter/spring, troughs in summer), while precipitation is random and </w:t>
+      </w:r>
+      <w:r>
+        <w:t>spiky</w:t>
+      </w:r>
+      <w:r>
+        <w:t xml:space="preserve">. Individual rain events don't seem to cause immediate </w:t>
+      </w:r>
+      <w:r>
+        <w:t xml:space="preserve">drops in conductivity. </w:t>
+      </w:r>
+      <w:r>
+        <w:t xml:space="preserve">This suggests the dominant driver is probably seasonal freshwater </w:t>
+      </w:r>
+      <w:proofErr w:type="gramStart"/>
+      <w:r>
+        <w:t>discharge</w:t>
+      </w:r>
+      <w:proofErr w:type="gramEnd"/>
+      <w:r>
+        <w:t xml:space="preserve"> from rivers or tidal/saltwater intrusion, not local rainfall.</w:t>
+      </w:r>
+    </w:p>
+    <w:p>
+      <w:r>
+        <w:rPr>
+          <w:noProof/>
+        </w:rPr>
+        <w:drawing>
+          <wp:inline distT="0" distB="0" distL="0" distR="0" wp14:anchorId="21F5766D" wp14:editId="025D658F">
+            <wp:extent cx="5708015" cy="1690370"/>
+            <wp:effectExtent l="0" t="0" r="0" b="0"/>
+            <wp:docPr id="984365059" name="Picture 2"/>
+            <wp:cNvGraphicFramePr>
+              <a:graphicFrameLocks xmlns:a="http://schemas.openxmlformats.org/drawingml/2006/main" noChangeAspect="1"/>
+            </wp:cNvGraphicFramePr>
+            <a:graphic xmlns:a="http://schemas.openxmlformats.org/drawingml/2006/main">
+              <a:graphicData uri="http://schemas.openxmlformats.org/drawingml/2006/picture">
+                <pic:pic xmlns:pic="http://schemas.openxmlformats.org/drawingml/2006/picture">
+                  <pic:nvPicPr>
+                    <pic:cNvPr id="0" name="Picture 2"/>
+                    <pic:cNvPicPr>
+                      <a:picLocks noChangeAspect="1" noChangeArrowheads="1"/>
+                    </pic:cNvPicPr>
+                  </pic:nvPicPr>
+                  <pic:blipFill>
+                    <a:blip r:embed="rId9" cstate="print">
+                      <a:extLst>
+                        <a:ext uri="{28A0092B-C50C-407E-A947-70E740481C1C}">
+                          <a14:useLocalDpi xmlns:a14="http://schemas.microsoft.com/office/drawing/2010/main" val="0"/>
+                        </a:ext>
+                      </a:extLst>
+                    </a:blip>
+                    <a:srcRect/>
+                    <a:stretch>
+                      <a:fillRect/>
+                    </a:stretch>
+                  </pic:blipFill>
+                  <pic:spPr bwMode="auto">
+                    <a:xfrm>
+                      <a:off x="0" y="0"/>
+                      <a:ext cx="5708015" cy="1690370"/>
+                    </a:xfrm>
+                    <a:prstGeom prst="rect">
+                      <a:avLst/>
+                    </a:prstGeom>
+                    <a:noFill/>
+                    <a:ln>
+                      <a:noFill/>
+                    </a:ln>
+                  </pic:spPr>
+                </pic:pic>
+              </a:graphicData>
+            </a:graphic>
+          </wp:inline>
+        </w:drawing>
+      </w:r>
+    </w:p>
+    <w:p>
+      <w:r>
+        <w:t xml:space="preserve">Take away: </w:t>
+      </w:r>
+    </w:p>
+    <w:p>
+      <w:pPr>
+        <w:pStyle w:val="ListParagraph"/>
+        <w:numPr>
+          <w:ilvl w:val="0"/>
+          <w:numId w:val="2"/>
+        </w:numPr>
+      </w:pPr>
+      <w:r>
+        <w:t xml:space="preserve">A </w:t>
+      </w:r>
+      <w:r>
+        <w:t xml:space="preserve">repeating seasonal cycle </w:t>
+      </w:r>
+    </w:p>
+    <w:p>
+      <w:pPr>
+        <w:pStyle w:val="ListParagraph"/>
+        <w:numPr>
+          <w:ilvl w:val="0"/>
+          <w:numId w:val="2"/>
+        </w:numPr>
+      </w:pPr>
+      <w:r>
+        <w:lastRenderedPageBreak/>
+        <w:t xml:space="preserve"> </w:t>
+      </w:r>
+      <w:r>
+        <w:t>A</w:t>
+      </w:r>
+      <w:r>
+        <w:t xml:space="preserve"> long-term upward trend in conductivity</w:t>
+      </w:r>
+    </w:p>
     <w:sectPr>
       <w:pgSz w:w="11906" w:h="16838"/>
       <w:pgMar w:top="1440" w:right="1440" w:bottom="1440" w:left="1440" w:header="708" w:footer="708" w:gutter="0"/>
@@ -1487,8 +1802,124 @@
       </w:rPr>
     </w:lvl>
   </w:abstractNum>
+  <w:abstractNum w:abstractNumId="1" w15:restartNumberingAfterBreak="0">
+    <w:nsid w:val="3BF32256"/>
+    <w:multiLevelType w:val="hybridMultilevel"/>
+    <w:tmpl w:val="00F4D2CA"/>
+    <w:lvl w:ilvl="0" w:tplc="04090001">
+      <w:start w:val="1"/>
+      <w:numFmt w:val="bullet"/>
+      <w:lvlText w:val=""/>
+      <w:lvlJc w:val="left"/>
+      <w:pPr>
+        <w:ind w:left="720" w:hanging="360"/>
+      </w:pPr>
+      <w:rPr>
+        <w:rFonts w:ascii="Symbol" w:hAnsi="Symbol" w:hint="default"/>
+      </w:rPr>
+    </w:lvl>
+    <w:lvl w:ilvl="1" w:tplc="04090003" w:tentative="1">
+      <w:start w:val="1"/>
+      <w:numFmt w:val="bullet"/>
+      <w:lvlText w:val="o"/>
+      <w:lvlJc w:val="left"/>
+      <w:pPr>
+        <w:ind w:left="1440" w:hanging="360"/>
+      </w:pPr>
+      <w:rPr>
+        <w:rFonts w:ascii="Courier New" w:hAnsi="Courier New" w:cs="Courier New" w:hint="default"/>
+      </w:rPr>
+    </w:lvl>
+    <w:lvl w:ilvl="2" w:tplc="04090005" w:tentative="1">
+      <w:start w:val="1"/>
+      <w:numFmt w:val="bullet"/>
+      <w:lvlText w:val=""/>
+      <w:lvlJc w:val="left"/>
+      <w:pPr>
+        <w:ind w:left="2160" w:hanging="360"/>
+      </w:pPr>
+      <w:rPr>
+        <w:rFonts w:ascii="Wingdings" w:hAnsi="Wingdings" w:hint="default"/>
+      </w:rPr>
+    </w:lvl>
+    <w:lvl w:ilvl="3" w:tplc="04090001" w:tentative="1">
+      <w:start w:val="1"/>
+      <w:numFmt w:val="bullet"/>
+      <w:lvlText w:val=""/>
+      <w:lvlJc w:val="left"/>
+      <w:pPr>
+        <w:ind w:left="2880" w:hanging="360"/>
+      </w:pPr>
+      <w:rPr>
+        <w:rFonts w:ascii="Symbol" w:hAnsi="Symbol" w:hint="default"/>
+      </w:rPr>
+    </w:lvl>
+    <w:lvl w:ilvl="4" w:tplc="04090003" w:tentative="1">
+      <w:start w:val="1"/>
+      <w:numFmt w:val="bullet"/>
+      <w:lvlText w:val="o"/>
+      <w:lvlJc w:val="left"/>
+      <w:pPr>
+        <w:ind w:left="3600" w:hanging="360"/>
+      </w:pPr>
+      <w:rPr>
+        <w:rFonts w:ascii="Courier New" w:hAnsi="Courier New" w:cs="Courier New" w:hint="default"/>
+      </w:rPr>
+    </w:lvl>
+    <w:lvl w:ilvl="5" w:tplc="04090005" w:tentative="1">
+      <w:start w:val="1"/>
+      <w:numFmt w:val="bullet"/>
+      <w:lvlText w:val=""/>
+      <w:lvlJc w:val="left"/>
+      <w:pPr>
+        <w:ind w:left="4320" w:hanging="360"/>
+      </w:pPr>
+      <w:rPr>
+        <w:rFonts w:ascii="Wingdings" w:hAnsi="Wingdings" w:hint="default"/>
+      </w:rPr>
+    </w:lvl>
+    <w:lvl w:ilvl="6" w:tplc="04090001" w:tentative="1">
+      <w:start w:val="1"/>
+      <w:numFmt w:val="bullet"/>
+      <w:lvlText w:val=""/>
+      <w:lvlJc w:val="left"/>
+      <w:pPr>
+        <w:ind w:left="5040" w:hanging="360"/>
+      </w:pPr>
+      <w:rPr>
+        <w:rFonts w:ascii="Symbol" w:hAnsi="Symbol" w:hint="default"/>
+      </w:rPr>
+    </w:lvl>
+    <w:lvl w:ilvl="7" w:tplc="04090003" w:tentative="1">
+      <w:start w:val="1"/>
+      <w:numFmt w:val="bullet"/>
+      <w:lvlText w:val="o"/>
+      <w:lvlJc w:val="left"/>
+      <w:pPr>
+        <w:ind w:left="5760" w:hanging="360"/>
+      </w:pPr>
+      <w:rPr>
+        <w:rFonts w:ascii="Courier New" w:hAnsi="Courier New" w:cs="Courier New" w:hint="default"/>
+      </w:rPr>
+    </w:lvl>
+    <w:lvl w:ilvl="8" w:tplc="04090005" w:tentative="1">
+      <w:start w:val="1"/>
+      <w:numFmt w:val="bullet"/>
+      <w:lvlText w:val=""/>
+      <w:lvlJc w:val="left"/>
+      <w:pPr>
+        <w:ind w:left="6480" w:hanging="360"/>
+      </w:pPr>
+      <w:rPr>
+        <w:rFonts w:ascii="Wingdings" w:hAnsi="Wingdings" w:hint="default"/>
+      </w:rPr>
+    </w:lvl>
+  </w:abstractNum>
   <w:num w:numId="1" w16cid:durableId="1858233121">
     <w:abstractNumId w:val="0"/>
+  </w:num>
+  <w:num w:numId="2" w16cid:durableId="1197814171">
+    <w:abstractNumId w:val="1"/>
   </w:num>
 </w:numbering>
 </file>
@@ -2618,6 +3049,29 @@
       </w:tblBorders>
     </w:tblPr>
   </w:style>
+  <w:style w:type="character" w:styleId="Hyperlink">
+    <w:name w:val="Hyperlink"/>
+    <w:basedOn w:val="DefaultParagraphFont"/>
+    <w:uiPriority w:val="99"/>
+    <w:unhideWhenUsed/>
+    <w:rsid w:val="00496E73"/>
+    <w:rPr>
+      <w:color w:val="788EFE" w:themeColor="hyperlink"/>
+      <w:u w:val="single"/>
+    </w:rPr>
+  </w:style>
+  <w:style w:type="character" w:styleId="UnresolvedMention">
+    <w:name w:val="Unresolved Mention"/>
+    <w:basedOn w:val="DefaultParagraphFont"/>
+    <w:uiPriority w:val="99"/>
+    <w:semiHidden/>
+    <w:unhideWhenUsed/>
+    <w:rsid w:val="00496E73"/>
+    <w:rPr>
+      <w:color w:val="605E5C"/>
+      <w:shd w:val="clear" w:color="auto" w:fill="E1DFDD"/>
+    </w:rPr>
+  </w:style>
 </w:styles>
 </file>
 

--- a/Usecase.docx
+++ b/Usecase.docx
@@ -1640,6 +1640,62 @@
     </w:p>
     <w:p>
       <w:r>
+        <w:rPr>
+          <w:noProof/>
+        </w:rPr>
+        <w:lastRenderedPageBreak/>
+        <w:drawing>
+          <wp:inline distT="0" distB="0" distL="0" distR="0" wp14:anchorId="453BD6D8" wp14:editId="2369E082">
+            <wp:extent cx="5721985" cy="2022475"/>
+            <wp:effectExtent l="0" t="0" r="0" b="0"/>
+            <wp:docPr id="395761238" name="Picture 3"/>
+            <wp:cNvGraphicFramePr>
+              <a:graphicFrameLocks xmlns:a="http://schemas.openxmlformats.org/drawingml/2006/main" noChangeAspect="1"/>
+            </wp:cNvGraphicFramePr>
+            <a:graphic xmlns:a="http://schemas.openxmlformats.org/drawingml/2006/main">
+              <a:graphicData uri="http://schemas.openxmlformats.org/drawingml/2006/picture">
+                <pic:pic xmlns:pic="http://schemas.openxmlformats.org/drawingml/2006/picture">
+                  <pic:nvPicPr>
+                    <pic:cNvPr id="0" name="Picture 3"/>
+                    <pic:cNvPicPr>
+                      <a:picLocks noChangeAspect="1" noChangeArrowheads="1"/>
+                    </pic:cNvPicPr>
+                  </pic:nvPicPr>
+                  <pic:blipFill>
+                    <a:blip r:embed="rId10" cstate="print">
+                      <a:extLst>
+                        <a:ext uri="{28A0092B-C50C-407E-A947-70E740481C1C}">
+                          <a14:useLocalDpi xmlns:a14="http://schemas.microsoft.com/office/drawing/2010/main" val="0"/>
+                        </a:ext>
+                      </a:extLst>
+                    </a:blip>
+                    <a:srcRect/>
+                    <a:stretch>
+                      <a:fillRect/>
+                    </a:stretch>
+                  </pic:blipFill>
+                  <pic:spPr bwMode="auto">
+                    <a:xfrm>
+                      <a:off x="0" y="0"/>
+                      <a:ext cx="5721985" cy="2022475"/>
+                    </a:xfrm>
+                    <a:prstGeom prst="rect">
+                      <a:avLst/>
+                    </a:prstGeom>
+                    <a:noFill/>
+                    <a:ln>
+                      <a:noFill/>
+                    </a:ln>
+                  </pic:spPr>
+                </pic:pic>
+              </a:graphicData>
+            </a:graphic>
+          </wp:inline>
+        </w:drawing>
+      </w:r>
+    </w:p>
+    <w:p>
+      <w:r>
         <w:t xml:space="preserve">Take away: </w:t>
       </w:r>
     </w:p>
@@ -1667,7 +1723,6 @@
         </w:numPr>
       </w:pPr>
       <w:r>
-        <w:lastRenderedPageBreak/>
         <w:t xml:space="preserve"> </w:t>
       </w:r>
       <w:r>

--- a/Usecase.docx
+++ b/Usecase.docx
@@ -106,7 +106,7 @@
     <w:tbl>
       <w:tblPr>
         <w:tblStyle w:val="TableGrid"/>
-        <w:tblW w:w="0" w:type="auto"/>
+        <w:tblW w:w="5000" w:type="pct"/>
         <w:tblBorders>
           <w:top w:val="none" w:sz="0" w:space="0" w:color="auto"/>
           <w:left w:val="none" w:sz="0" w:space="0" w:color="auto"/>
@@ -115,20 +115,20 @@
           <w:insideH w:val="none" w:sz="0" w:space="0" w:color="auto"/>
           <w:insideV w:val="none" w:sz="0" w:space="0" w:color="auto"/>
         </w:tblBorders>
-        <w:tblLayout w:type="fixed"/>
         <w:tblLook w:val="04A0" w:firstRow="1" w:lastRow="0" w:firstColumn="1" w:lastColumn="0" w:noHBand="0" w:noVBand="1"/>
       </w:tblPr>
       <w:tblGrid>
-        <w:gridCol w:w="1728"/>
-        <w:gridCol w:w="900"/>
-        <w:gridCol w:w="990"/>
-        <w:gridCol w:w="2250"/>
-        <w:gridCol w:w="3374"/>
+        <w:gridCol w:w="1318"/>
+        <w:gridCol w:w="1706"/>
+        <w:gridCol w:w="839"/>
+        <w:gridCol w:w="917"/>
+        <w:gridCol w:w="2447"/>
+        <w:gridCol w:w="2015"/>
       </w:tblGrid>
       <w:tr>
         <w:tc>
           <w:tcPr>
-            <w:tcW w:w="1728" w:type="dxa"/>
+            <w:tcW w:w="713" w:type="pct"/>
             <w:tcBorders>
               <w:bottom w:val="single" w:sz="4" w:space="0" w:color="auto"/>
             </w:tcBorders>
@@ -145,13 +145,13 @@
                 <w:sz w:val="20"/>
                 <w:szCs w:val="20"/>
               </w:rPr>
-              <w:t>Station</w:t>
-            </w:r>
-          </w:p>
-        </w:tc>
-        <w:tc>
-          <w:tcPr>
-            <w:tcW w:w="900" w:type="dxa"/>
+              <w:t>Attribute</w:t>
+            </w:r>
+          </w:p>
+        </w:tc>
+        <w:tc>
+          <w:tcPr>
+            <w:tcW w:w="923" w:type="pct"/>
             <w:tcBorders>
               <w:bottom w:val="single" w:sz="4" w:space="0" w:color="auto"/>
             </w:tcBorders>
@@ -168,13 +168,13 @@
                 <w:sz w:val="20"/>
                 <w:szCs w:val="20"/>
               </w:rPr>
-              <w:t>Code</w:t>
-            </w:r>
-          </w:p>
-        </w:tc>
-        <w:tc>
-          <w:tcPr>
-            <w:tcW w:w="990" w:type="dxa"/>
+              <w:t>Station</w:t>
+            </w:r>
+          </w:p>
+        </w:tc>
+        <w:tc>
+          <w:tcPr>
+            <w:tcW w:w="454" w:type="pct"/>
             <w:tcBorders>
               <w:bottom w:val="single" w:sz="4" w:space="0" w:color="auto"/>
             </w:tcBorders>
@@ -191,13 +191,13 @@
                 <w:sz w:val="20"/>
                 <w:szCs w:val="20"/>
               </w:rPr>
-              <w:t>Country</w:t>
-            </w:r>
-          </w:p>
-        </w:tc>
-        <w:tc>
-          <w:tcPr>
-            <w:tcW w:w="2250" w:type="dxa"/>
+              <w:t>Code</w:t>
+            </w:r>
+          </w:p>
+        </w:tc>
+        <w:tc>
+          <w:tcPr>
+            <w:tcW w:w="496" w:type="pct"/>
             <w:tcBorders>
               <w:bottom w:val="single" w:sz="4" w:space="0" w:color="auto"/>
             </w:tcBorders>
@@ -214,13 +214,13 @@
                 <w:sz w:val="20"/>
                 <w:szCs w:val="20"/>
               </w:rPr>
-              <w:t>Station No.</w:t>
-            </w:r>
-          </w:p>
-        </w:tc>
-        <w:tc>
-          <w:tcPr>
-            <w:tcW w:w="3374" w:type="dxa"/>
+              <w:t>Country</w:t>
+            </w:r>
+          </w:p>
+        </w:tc>
+        <w:tc>
+          <w:tcPr>
+            <w:tcW w:w="1324" w:type="pct"/>
             <w:tcBorders>
               <w:bottom w:val="single" w:sz="4" w:space="0" w:color="auto"/>
             </w:tcBorders>
@@ -237,6 +237,29 @@
                 <w:sz w:val="20"/>
                 <w:szCs w:val="20"/>
               </w:rPr>
+              <w:t>Station No.</w:t>
+            </w:r>
+          </w:p>
+        </w:tc>
+        <w:tc>
+          <w:tcPr>
+            <w:tcW w:w="1091" w:type="pct"/>
+            <w:tcBorders>
+              <w:bottom w:val="single" w:sz="4" w:space="0" w:color="auto"/>
+            </w:tcBorders>
+          </w:tcPr>
+          <w:p>
+            <w:pPr>
+              <w:rPr>
+                <w:sz w:val="20"/>
+                <w:szCs w:val="20"/>
+              </w:rPr>
+            </w:pPr>
+            <w:r>
+              <w:rPr>
+                <w:sz w:val="20"/>
+                <w:szCs w:val="20"/>
+              </w:rPr>
               <w:t>TS_ID</w:t>
             </w:r>
           </w:p>
@@ -245,7 +268,7 @@
       <w:tr>
         <w:tc>
           <w:tcPr>
-            <w:tcW w:w="1728" w:type="dxa"/>
+            <w:tcW w:w="713" w:type="pct"/>
             <w:tcBorders>
               <w:top w:val="single" w:sz="4" w:space="0" w:color="auto"/>
             </w:tcBorders>
@@ -257,43 +280,18 @@
                 <w:szCs w:val="20"/>
               </w:rPr>
             </w:pPr>
-            <w:proofErr w:type="spellStart"/>
-            <w:r>
-              <w:rPr>
-                <w:sz w:val="20"/>
-                <w:szCs w:val="20"/>
-              </w:rPr>
-              <w:t>Autrichehaven</w:t>
-            </w:r>
-            <w:proofErr w:type="spellEnd"/>
-            <w:r>
-              <w:rPr>
-                <w:sz w:val="20"/>
-                <w:szCs w:val="20"/>
-              </w:rPr>
-              <w:t xml:space="preserve"> (</w:t>
-            </w:r>
-            <w:proofErr w:type="spellStart"/>
-            <w:r>
-              <w:rPr>
-                <w:sz w:val="20"/>
-                <w:szCs w:val="20"/>
-              </w:rPr>
-              <w:t>Westdorpe</w:t>
-            </w:r>
-            <w:proofErr w:type="spellEnd"/>
-            <w:r>
-              <w:rPr>
-                <w:sz w:val="20"/>
-                <w:szCs w:val="20"/>
-              </w:rPr>
-              <w:t>)</w:t>
-            </w:r>
-          </w:p>
-        </w:tc>
-        <w:tc>
-          <w:tcPr>
-            <w:tcW w:w="900" w:type="dxa"/>
+            <w:r>
+              <w:rPr>
+                <w:sz w:val="20"/>
+                <w:szCs w:val="20"/>
+              </w:rPr>
+              <w:t>Conductivity</w:t>
+            </w:r>
+          </w:p>
+        </w:tc>
+        <w:tc>
+          <w:tcPr>
+            <w:tcW w:w="923" w:type="pct"/>
             <w:tcBorders>
               <w:top w:val="single" w:sz="4" w:space="0" w:color="auto"/>
             </w:tcBorders>
@@ -305,18 +303,43 @@
                 <w:szCs w:val="20"/>
               </w:rPr>
             </w:pPr>
-            <w:r>
-              <w:rPr>
-                <w:sz w:val="20"/>
-                <w:szCs w:val="20"/>
-              </w:rPr>
-              <w:t>IOW50</w:t>
-            </w:r>
-          </w:p>
-        </w:tc>
-        <w:tc>
-          <w:tcPr>
-            <w:tcW w:w="990" w:type="dxa"/>
+            <w:proofErr w:type="spellStart"/>
+            <w:r>
+              <w:rPr>
+                <w:sz w:val="20"/>
+                <w:szCs w:val="20"/>
+              </w:rPr>
+              <w:t>Autrichehaven</w:t>
+            </w:r>
+            <w:proofErr w:type="spellEnd"/>
+            <w:r>
+              <w:rPr>
+                <w:sz w:val="20"/>
+                <w:szCs w:val="20"/>
+              </w:rPr>
+              <w:t xml:space="preserve"> (</w:t>
+            </w:r>
+            <w:proofErr w:type="spellStart"/>
+            <w:r>
+              <w:rPr>
+                <w:sz w:val="20"/>
+                <w:szCs w:val="20"/>
+              </w:rPr>
+              <w:t>Westdorpe</w:t>
+            </w:r>
+            <w:proofErr w:type="spellEnd"/>
+            <w:r>
+              <w:rPr>
+                <w:sz w:val="20"/>
+                <w:szCs w:val="20"/>
+              </w:rPr>
+              <w:t>)</w:t>
+            </w:r>
+          </w:p>
+        </w:tc>
+        <w:tc>
+          <w:tcPr>
+            <w:tcW w:w="454" w:type="pct"/>
             <w:tcBorders>
               <w:top w:val="single" w:sz="4" w:space="0" w:color="auto"/>
             </w:tcBorders>
@@ -333,13 +356,13 @@
                 <w:sz w:val="20"/>
                 <w:szCs w:val="20"/>
               </w:rPr>
-              <w:t>NL</w:t>
-            </w:r>
-          </w:p>
-        </w:tc>
-        <w:tc>
-          <w:tcPr>
-            <w:tcW w:w="2250" w:type="dxa"/>
+              <w:t>IOW50</w:t>
+            </w:r>
+          </w:p>
+        </w:tc>
+        <w:tc>
+          <w:tcPr>
+            <w:tcW w:w="496" w:type="pct"/>
             <w:tcBorders>
               <w:top w:val="single" w:sz="4" w:space="0" w:color="auto"/>
             </w:tcBorders>
@@ -356,19 +379,42 @@
                 <w:sz w:val="20"/>
                 <w:szCs w:val="20"/>
               </w:rPr>
-              <w:t>HIS_BWO_VITO_IOW50</w:t>
-            </w:r>
-          </w:p>
-        </w:tc>
-        <w:tc>
-          <w:tcPr>
-            <w:tcW w:w="3374" w:type="dxa"/>
+              <w:t>NL</w:t>
+            </w:r>
+          </w:p>
+        </w:tc>
+        <w:tc>
+          <w:tcPr>
+            <w:tcW w:w="1324" w:type="pct"/>
             <w:tcBorders>
               <w:top w:val="single" w:sz="4" w:space="0" w:color="auto"/>
             </w:tcBorders>
           </w:tcPr>
           <w:p>
             <w:pPr>
+              <w:rPr>
+                <w:sz w:val="20"/>
+                <w:szCs w:val="20"/>
+              </w:rPr>
+            </w:pPr>
+            <w:r>
+              <w:rPr>
+                <w:sz w:val="20"/>
+                <w:szCs w:val="20"/>
+              </w:rPr>
+              <w:t>HIS_BWO_VITO_IOW50</w:t>
+            </w:r>
+          </w:p>
+        </w:tc>
+        <w:tc>
+          <w:tcPr>
+            <w:tcW w:w="1091" w:type="pct"/>
+            <w:tcBorders>
+              <w:top w:val="single" w:sz="4" w:space="0" w:color="auto"/>
+            </w:tcBorders>
+          </w:tcPr>
+          <w:p>
+            <w:pPr>
               <w:jc w:val="left"/>
               <w:rPr>
                 <w:sz w:val="16"/>
@@ -388,21 +434,7 @@
                 <w:sz w:val="16"/>
                 <w:szCs w:val="16"/>
               </w:rPr>
-              <w:t>,</w:t>
-            </w:r>
-            <w:r>
-              <w:rPr>
-                <w:sz w:val="16"/>
-                <w:szCs w:val="16"/>
-              </w:rPr>
-              <w:t xml:space="preserve"> </w:t>
-            </w:r>
-            <w:r>
-              <w:rPr>
-                <w:sz w:val="16"/>
-                <w:szCs w:val="16"/>
-              </w:rPr>
-              <w:t>284141042,</w:t>
+              <w:t>, 284141042,</w:t>
             </w:r>
             <w:r>
               <w:rPr>
@@ -426,7 +458,27 @@
       <w:tr>
         <w:tc>
           <w:tcPr>
-            <w:tcW w:w="1728" w:type="dxa"/>
+            <w:tcW w:w="713" w:type="pct"/>
+          </w:tcPr>
+          <w:p>
+            <w:pPr>
+              <w:rPr>
+                <w:sz w:val="20"/>
+                <w:szCs w:val="20"/>
+              </w:rPr>
+            </w:pPr>
+            <w:r>
+              <w:rPr>
+                <w:sz w:val="20"/>
+                <w:szCs w:val="20"/>
+              </w:rPr>
+              <w:t>Conductivity</w:t>
+            </w:r>
+          </w:p>
+        </w:tc>
+        <w:tc>
+          <w:tcPr>
+            <w:tcW w:w="923" w:type="pct"/>
           </w:tcPr>
           <w:p>
             <w:pPr>
@@ -449,27 +501,13 @@
                 <w:sz w:val="20"/>
                 <w:szCs w:val="20"/>
               </w:rPr>
-              <w:t xml:space="preserve"> (G</w:t>
-            </w:r>
-            <w:r>
-              <w:rPr>
-                <w:sz w:val="20"/>
-                <w:szCs w:val="20"/>
-              </w:rPr>
-              <w:t>h</w:t>
-            </w:r>
-            <w:r>
-              <w:rPr>
-                <w:sz w:val="20"/>
-                <w:szCs w:val="20"/>
-              </w:rPr>
-              <w:t>ent)</w:t>
-            </w:r>
-          </w:p>
-        </w:tc>
-        <w:tc>
-          <w:tcPr>
-            <w:tcW w:w="900" w:type="dxa"/>
+              <w:t xml:space="preserve"> (Ghent)</w:t>
+            </w:r>
+          </w:p>
+        </w:tc>
+        <w:tc>
+          <w:tcPr>
+            <w:tcW w:w="454" w:type="pct"/>
           </w:tcPr>
           <w:p>
             <w:pPr>
@@ -490,7 +528,7 @@
         </w:tc>
         <w:tc>
           <w:tcPr>
-            <w:tcW w:w="990" w:type="dxa"/>
+            <w:tcW w:w="496" w:type="pct"/>
           </w:tcPr>
           <w:p>
             <w:pPr>
@@ -510,7 +548,7 @@
         </w:tc>
         <w:tc>
           <w:tcPr>
-            <w:tcW w:w="2250" w:type="dxa"/>
+            <w:tcW w:w="1324" w:type="pct"/>
           </w:tcPr>
           <w:p>
             <w:pPr>
@@ -530,7 +568,7 @@
         </w:tc>
         <w:tc>
           <w:tcPr>
-            <w:tcW w:w="3374" w:type="dxa"/>
+            <w:tcW w:w="1091" w:type="pct"/>
           </w:tcPr>
           <w:p>
             <w:pPr>
@@ -593,7 +631,7 @@
       <w:tr>
         <w:tc>
           <w:tcPr>
-            <w:tcW w:w="1728" w:type="dxa"/>
+            <w:tcW w:w="713" w:type="pct"/>
           </w:tcPr>
           <w:p>
             <w:pPr>
@@ -603,6 +641,27 @@
                 <w:szCs w:val="20"/>
               </w:rPr>
             </w:pPr>
+            <w:r>
+              <w:rPr>
+                <w:sz w:val="20"/>
+                <w:szCs w:val="20"/>
+              </w:rPr>
+              <w:t>Conductivity</w:t>
+            </w:r>
+          </w:p>
+        </w:tc>
+        <w:tc>
+          <w:tcPr>
+            <w:tcW w:w="923" w:type="pct"/>
+          </w:tcPr>
+          <w:p>
+            <w:pPr>
+              <w:jc w:val="left"/>
+              <w:rPr>
+                <w:sz w:val="20"/>
+                <w:szCs w:val="20"/>
+              </w:rPr>
+            </w:pPr>
             <w:proofErr w:type="spellStart"/>
             <w:r>
               <w:rPr>
@@ -623,7 +682,7 @@
         </w:tc>
         <w:tc>
           <w:tcPr>
-            <w:tcW w:w="900" w:type="dxa"/>
+            <w:tcW w:w="454" w:type="pct"/>
           </w:tcPr>
           <w:p>
             <w:pPr>
@@ -644,7 +703,7 @@
         </w:tc>
         <w:tc>
           <w:tcPr>
-            <w:tcW w:w="990" w:type="dxa"/>
+            <w:tcW w:w="496" w:type="pct"/>
           </w:tcPr>
           <w:p>
             <w:pPr>
@@ -664,7 +723,7 @@
         </w:tc>
         <w:tc>
           <w:tcPr>
-            <w:tcW w:w="2250" w:type="dxa"/>
+            <w:tcW w:w="1324" w:type="pct"/>
           </w:tcPr>
           <w:p>
             <w:pPr>
@@ -684,7 +743,7 @@
         </w:tc>
         <w:tc>
           <w:tcPr>
-            <w:tcW w:w="3374" w:type="dxa"/>
+            <w:tcW w:w="1091" w:type="pct"/>
           </w:tcPr>
           <w:p>
             <w:pPr>
@@ -723,21 +782,7 @@
                 <w:sz w:val="16"/>
                 <w:szCs w:val="16"/>
               </w:rPr>
-              <w:t>,</w:t>
-            </w:r>
-            <w:r>
-              <w:rPr>
-                <w:sz w:val="16"/>
-                <w:szCs w:val="16"/>
-              </w:rPr>
-              <w:t xml:space="preserve"> </w:t>
-            </w:r>
-            <w:r>
-              <w:rPr>
-                <w:sz w:val="16"/>
-                <w:szCs w:val="16"/>
-              </w:rPr>
-              <w:t>284123042, 284135042</w:t>
+              <w:t>, 284123042, 284135042</w:t>
             </w:r>
           </w:p>
         </w:tc>
@@ -745,10 +790,27 @@
       <w:tr>
         <w:tc>
           <w:tcPr>
-            <w:tcW w:w="1728" w:type="dxa"/>
-            <w:tcBorders>
-              <w:bottom w:val="single" w:sz="4" w:space="0" w:color="auto"/>
-            </w:tcBorders>
+            <w:tcW w:w="713" w:type="pct"/>
+          </w:tcPr>
+          <w:p>
+            <w:pPr>
+              <w:rPr>
+                <w:sz w:val="20"/>
+                <w:szCs w:val="20"/>
+              </w:rPr>
+            </w:pPr>
+            <w:r>
+              <w:rPr>
+                <w:sz w:val="20"/>
+                <w:szCs w:val="20"/>
+              </w:rPr>
+              <w:t>Conductivity</w:t>
+            </w:r>
+          </w:p>
+        </w:tc>
+        <w:tc>
+          <w:tcPr>
+            <w:tcW w:w="923" w:type="pct"/>
           </w:tcPr>
           <w:p>
             <w:pPr>
@@ -771,30 +833,13 @@
                 <w:sz w:val="20"/>
                 <w:szCs w:val="20"/>
               </w:rPr>
-              <w:t xml:space="preserve"> (G</w:t>
-            </w:r>
-            <w:r>
-              <w:rPr>
-                <w:sz w:val="20"/>
-                <w:szCs w:val="20"/>
-              </w:rPr>
-              <w:t>h</w:t>
-            </w:r>
-            <w:r>
-              <w:rPr>
-                <w:sz w:val="20"/>
-                <w:szCs w:val="20"/>
-              </w:rPr>
-              <w:t>ent)</w:t>
-            </w:r>
-          </w:p>
-        </w:tc>
-        <w:tc>
-          <w:tcPr>
-            <w:tcW w:w="900" w:type="dxa"/>
-            <w:tcBorders>
-              <w:bottom w:val="single" w:sz="4" w:space="0" w:color="auto"/>
-            </w:tcBorders>
+              <w:t xml:space="preserve"> (Ghent)</w:t>
+            </w:r>
+          </w:p>
+        </w:tc>
+        <w:tc>
+          <w:tcPr>
+            <w:tcW w:w="454" w:type="pct"/>
           </w:tcPr>
           <w:p>
             <w:pPr>
@@ -814,10 +859,7 @@
         </w:tc>
         <w:tc>
           <w:tcPr>
-            <w:tcW w:w="990" w:type="dxa"/>
-            <w:tcBorders>
-              <w:bottom w:val="single" w:sz="4" w:space="0" w:color="auto"/>
-            </w:tcBorders>
+            <w:tcW w:w="496" w:type="pct"/>
           </w:tcPr>
           <w:p>
             <w:pPr>
@@ -837,10 +879,7 @@
         </w:tc>
         <w:tc>
           <w:tcPr>
-            <w:tcW w:w="2250" w:type="dxa"/>
-            <w:tcBorders>
-              <w:bottom w:val="single" w:sz="4" w:space="0" w:color="auto"/>
-            </w:tcBorders>
+            <w:tcW w:w="1324" w:type="pct"/>
           </w:tcPr>
           <w:p>
             <w:pPr>
@@ -860,10 +899,7 @@
         </w:tc>
         <w:tc>
           <w:tcPr>
-            <w:tcW w:w="3374" w:type="dxa"/>
-            <w:tcBorders>
-              <w:bottom w:val="single" w:sz="4" w:space="0" w:color="auto"/>
-            </w:tcBorders>
+            <w:tcW w:w="1091" w:type="pct"/>
           </w:tcPr>
           <w:p>
             <w:pPr>
@@ -904,6 +940,204 @@
               </w:rPr>
               <w:t>, 284171042</w:t>
             </w:r>
+          </w:p>
+        </w:tc>
+      </w:tr>
+      <w:tr>
+        <w:tc>
+          <w:tcPr>
+            <w:tcW w:w="713" w:type="pct"/>
+          </w:tcPr>
+          <w:p>
+            <w:pPr>
+              <w:rPr>
+                <w:sz w:val="20"/>
+                <w:szCs w:val="20"/>
+              </w:rPr>
+            </w:pPr>
+            <w:r>
+              <w:rPr>
+                <w:sz w:val="20"/>
+                <w:szCs w:val="20"/>
+              </w:rPr>
+              <w:t>Precipitation</w:t>
+            </w:r>
+          </w:p>
+        </w:tc>
+        <w:tc>
+          <w:tcPr>
+            <w:tcW w:w="923" w:type="pct"/>
+          </w:tcPr>
+          <w:p>
+            <w:pPr>
+              <w:rPr>
+                <w:sz w:val="20"/>
+                <w:szCs w:val="20"/>
+              </w:rPr>
+            </w:pPr>
+          </w:p>
+        </w:tc>
+        <w:tc>
+          <w:tcPr>
+            <w:tcW w:w="454" w:type="pct"/>
+          </w:tcPr>
+          <w:p>
+            <w:pPr>
+              <w:rPr>
+                <w:sz w:val="20"/>
+                <w:szCs w:val="20"/>
+              </w:rPr>
+            </w:pPr>
+          </w:p>
+        </w:tc>
+        <w:tc>
+          <w:tcPr>
+            <w:tcW w:w="496" w:type="pct"/>
+          </w:tcPr>
+          <w:p>
+            <w:pPr>
+              <w:rPr>
+                <w:sz w:val="20"/>
+                <w:szCs w:val="20"/>
+              </w:rPr>
+            </w:pPr>
+          </w:p>
+        </w:tc>
+        <w:tc>
+          <w:tcPr>
+            <w:tcW w:w="1324" w:type="pct"/>
+          </w:tcPr>
+          <w:p>
+            <w:pPr>
+              <w:rPr>
+                <w:sz w:val="20"/>
+                <w:szCs w:val="20"/>
+              </w:rPr>
+            </w:pPr>
+          </w:p>
+        </w:tc>
+        <w:tc>
+          <w:tcPr>
+            <w:tcW w:w="1091" w:type="pct"/>
+          </w:tcPr>
+          <w:p>
+            <w:pPr>
+              <w:jc w:val="left"/>
+              <w:rPr>
+                <w:color w:val="FF0000"/>
+                <w:sz w:val="16"/>
+                <w:szCs w:val="16"/>
+                <w:u w:val="single"/>
+              </w:rPr>
+            </w:pPr>
+          </w:p>
+        </w:tc>
+      </w:tr>
+      <w:tr>
+        <w:tc>
+          <w:tcPr>
+            <w:tcW w:w="713" w:type="pct"/>
+            <w:tcBorders>
+              <w:bottom w:val="single" w:sz="4" w:space="0" w:color="auto"/>
+            </w:tcBorders>
+          </w:tcPr>
+          <w:p>
+            <w:pPr>
+              <w:rPr>
+                <w:sz w:val="20"/>
+                <w:szCs w:val="20"/>
+              </w:rPr>
+            </w:pPr>
+            <w:r>
+              <w:rPr>
+                <w:sz w:val="20"/>
+                <w:szCs w:val="20"/>
+              </w:rPr>
+              <w:t>Water level</w:t>
+            </w:r>
+          </w:p>
+        </w:tc>
+        <w:tc>
+          <w:tcPr>
+            <w:tcW w:w="923" w:type="pct"/>
+            <w:tcBorders>
+              <w:bottom w:val="single" w:sz="4" w:space="0" w:color="auto"/>
+            </w:tcBorders>
+          </w:tcPr>
+          <w:p>
+            <w:pPr>
+              <w:rPr>
+                <w:sz w:val="20"/>
+                <w:szCs w:val="20"/>
+              </w:rPr>
+            </w:pPr>
+          </w:p>
+        </w:tc>
+        <w:tc>
+          <w:tcPr>
+            <w:tcW w:w="454" w:type="pct"/>
+            <w:tcBorders>
+              <w:bottom w:val="single" w:sz="4" w:space="0" w:color="auto"/>
+            </w:tcBorders>
+          </w:tcPr>
+          <w:p>
+            <w:pPr>
+              <w:rPr>
+                <w:sz w:val="20"/>
+                <w:szCs w:val="20"/>
+              </w:rPr>
+            </w:pPr>
+          </w:p>
+        </w:tc>
+        <w:tc>
+          <w:tcPr>
+            <w:tcW w:w="496" w:type="pct"/>
+            <w:tcBorders>
+              <w:bottom w:val="single" w:sz="4" w:space="0" w:color="auto"/>
+            </w:tcBorders>
+          </w:tcPr>
+          <w:p>
+            <w:pPr>
+              <w:rPr>
+                <w:sz w:val="20"/>
+                <w:szCs w:val="20"/>
+              </w:rPr>
+            </w:pPr>
+          </w:p>
+        </w:tc>
+        <w:tc>
+          <w:tcPr>
+            <w:tcW w:w="1324" w:type="pct"/>
+            <w:tcBorders>
+              <w:bottom w:val="single" w:sz="4" w:space="0" w:color="auto"/>
+            </w:tcBorders>
+          </w:tcPr>
+          <w:p>
+            <w:pPr>
+              <w:rPr>
+                <w:sz w:val="20"/>
+                <w:szCs w:val="20"/>
+              </w:rPr>
+            </w:pPr>
+          </w:p>
+        </w:tc>
+        <w:tc>
+          <w:tcPr>
+            <w:tcW w:w="1091" w:type="pct"/>
+            <w:tcBorders>
+              <w:bottom w:val="single" w:sz="4" w:space="0" w:color="auto"/>
+            </w:tcBorders>
+          </w:tcPr>
+          <w:p>
+            <w:pPr>
+              <w:jc w:val="left"/>
+              <w:rPr>
+                <w:color w:val="FF0000"/>
+                <w:sz w:val="16"/>
+                <w:szCs w:val="16"/>
+                <w:u w:val="single"/>
+              </w:rPr>
+            </w:pPr>
           </w:p>
         </w:tc>
       </w:tr>
@@ -1128,45 +1362,37 @@
     </w:p>
     <w:p>
       <w:r>
-        <w:t xml:space="preserve">Goal: predict next reading based on </w:t>
+        <w:t>Goal: predict next reading based on historic data</w:t>
+      </w:r>
+    </w:p>
+    <w:p>
+      <w:r>
+        <w:t>The model tracks the general upward trend well from April through early September — the orange (predicted) closely follows the blue (actual) during this period. That's a good sign for the middle of the test window.</w:t>
+      </w:r>
+    </w:p>
+    <w:p>
+      <w:r>
+        <w:t xml:space="preserve">From mid-September onward, the predicted line flatlines around 14,000–15,000 while the actual signal keeps climbing to 17,000–18,000 and becomes increasingly volatile. This is a classic Random Forest extrapolation failure — RF cannot predict values outside the range it was trained on. </w:t>
+      </w:r>
+    </w:p>
+    <w:p>
+      <w:r>
+        <w:t xml:space="preserve">There are two sudden drops in the actual </w:t>
       </w:r>
       <w:proofErr w:type="gramStart"/>
       <w:r>
-        <w:t>historic</w:t>
+        <w:t>signal —</w:t>
       </w:r>
       <w:proofErr w:type="gramEnd"/>
       <w:r>
-        <w:t xml:space="preserve"> data</w:t>
-      </w:r>
-    </w:p>
-    <w:p>
-      <w:r>
-        <w:t>The model tracks the general upward trend well from April through early September — the orange (predicted) closely follows the blue (actual) during this period. That's a good sign for the middle of the test window.</w:t>
-      </w:r>
-    </w:p>
-    <w:p>
-      <w:r>
-        <w:t xml:space="preserve">From mid-September onward, the predicted line flatlines around 14,000–15,000 while the actual signal keeps climbing to 17,000–18,000 and becomes increasingly volatile. This is a classic Random Forest extrapolation failure — RF cannot predict values outside the range it was trained on. </w:t>
-      </w:r>
-    </w:p>
-    <w:p>
-      <w:r>
-        <w:t xml:space="preserve">There are two sudden drops in the actual </w:t>
+        <w:t xml:space="preserve"> one around early August (down to ~3,500) and one around late September/early October (down to ~10,000). The model misses </w:t>
       </w:r>
       <w:proofErr w:type="gramStart"/>
       <w:r>
-        <w:t>signal —</w:t>
+        <w:t>both of them</w:t>
       </w:r>
       <w:proofErr w:type="gramEnd"/>
       <w:r>
-        <w:t xml:space="preserve"> one around early August (down to ~3,500) and one around late September/early October (down to ~10,000). The model misses </w:t>
-      </w:r>
-      <w:proofErr w:type="gramStart"/>
-      <w:r>
-        <w:t>both of them</w:t>
-      </w:r>
-      <w:proofErr w:type="gramEnd"/>
-      <w:r>
         <w:t xml:space="preserve"> almost entirely. These are almost certainly real anomalies — sensor faults, lock operations, or measurement errors on the canal </w:t>
       </w:r>
     </w:p>
@@ -1176,7 +1402,7 @@
           <w:noProof/>
         </w:rPr>
         <w:drawing>
-          <wp:inline distT="0" distB="0" distL="0" distR="0" wp14:anchorId="4A647E13" wp14:editId="293B58E6">
+          <wp:inline distT="0" distB="0" distL="0" distR="0" wp14:anchorId="4A647E13" wp14:editId="19829559">
             <wp:extent cx="5725160" cy="1605915"/>
             <wp:effectExtent l="0" t="0" r="0" b="0"/>
             <wp:docPr id="1313103864" name="Picture 1"/>
@@ -1560,13 +1786,7 @@
     </w:p>
     <w:p>
       <w:r>
-        <w:t xml:space="preserve">The conductivity signal moves in large, slow multi-month arcs (peaks in winter/spring, troughs in summer), while precipitation is random and </w:t>
-      </w:r>
-      <w:r>
-        <w:t>spiky</w:t>
-      </w:r>
-      <w:r>
-        <w:t xml:space="preserve">. Individual rain events don't seem to cause immediate </w:t>
+        <w:t xml:space="preserve">The conductivity signal moves in large, slow multi-month arcs (peaks in winter/spring, troughs in summer), while precipitation is random and spiky. Individual rain events don't seem to cause immediate </w:t>
       </w:r>
       <w:r>
         <w:t xml:space="preserve">drops in conductivity. </w:t>
@@ -1645,7 +1865,7 @@
         </w:rPr>
         <w:lastRenderedPageBreak/>
         <w:drawing>
-          <wp:inline distT="0" distB="0" distL="0" distR="0" wp14:anchorId="453BD6D8" wp14:editId="2369E082">
+          <wp:inline distT="0" distB="0" distL="0" distR="0" wp14:anchorId="453BD6D8" wp14:editId="3AD1B110">
             <wp:extent cx="5721985" cy="2022475"/>
             <wp:effectExtent l="0" t="0" r="0" b="0"/>
             <wp:docPr id="395761238" name="Picture 3"/>

--- a/Usecase.docx
+++ b/Usecase.docx
@@ -243,7 +243,7 @@
         </w:tc>
         <w:tc>
           <w:tcPr>
-            <w:tcW w:w="1091" w:type="pct"/>
+            <w:tcW w:w="1090" w:type="pct"/>
             <w:tcBorders>
               <w:bottom w:val="single" w:sz="4" w:space="0" w:color="auto"/>
             </w:tcBorders>
@@ -408,7 +408,7 @@
         </w:tc>
         <w:tc>
           <w:tcPr>
-            <w:tcW w:w="1091" w:type="pct"/>
+            <w:tcW w:w="1090" w:type="pct"/>
             <w:tcBorders>
               <w:top w:val="single" w:sz="4" w:space="0" w:color="auto"/>
             </w:tcBorders>
@@ -568,7 +568,7 @@
         </w:tc>
         <w:tc>
           <w:tcPr>
-            <w:tcW w:w="1091" w:type="pct"/>
+            <w:tcW w:w="1090" w:type="pct"/>
           </w:tcPr>
           <w:p>
             <w:pPr>
@@ -743,7 +743,7 @@
         </w:tc>
         <w:tc>
           <w:tcPr>
-            <w:tcW w:w="1091" w:type="pct"/>
+            <w:tcW w:w="1090" w:type="pct"/>
           </w:tcPr>
           <w:p>
             <w:pPr>
@@ -899,7 +899,7 @@
         </w:tc>
         <w:tc>
           <w:tcPr>
-            <w:tcW w:w="1091" w:type="pct"/>
+            <w:tcW w:w="1090" w:type="pct"/>
           </w:tcPr>
           <w:p>
             <w:pPr>
@@ -1018,7 +1018,7 @@
         </w:tc>
         <w:tc>
           <w:tcPr>
-            <w:tcW w:w="1091" w:type="pct"/>
+            <w:tcW w:w="1090" w:type="pct"/>
           </w:tcPr>
           <w:p>
             <w:pPr>
@@ -1123,7 +1123,7 @@
         </w:tc>
         <w:tc>
           <w:tcPr>
-            <w:tcW w:w="1091" w:type="pct"/>
+            <w:tcW w:w="1090" w:type="pct"/>
             <w:tcBorders>
               <w:bottom w:val="single" w:sz="4" w:space="0" w:color="auto"/>
             </w:tcBorders>
@@ -1142,6 +1142,154 @@
         </w:tc>
       </w:tr>
     </w:tbl>
+    <w:p>
+      <w:pPr>
+        <w:pStyle w:val="Heading1"/>
+        <w:rPr>
+          <w:lang w:val="en-US"/>
+        </w:rPr>
+      </w:pPr>
+      <w:r>
+        <w:rPr>
+          <w:lang w:val="en-US"/>
+        </w:rPr>
+        <w:t>S</w:t>
+      </w:r>
+      <w:r>
+        <w:rPr>
+          <w:lang w:val="en-US"/>
+        </w:rPr>
+        <w:t>patial-temporal propagation</w:t>
+      </w:r>
+    </w:p>
+    <w:p>
+      <w:r>
+        <w:t xml:space="preserve">Having four distinct conductivity points along the canal </w:t>
+      </w:r>
+      <w:r>
+        <w:t>provides variable propagation information</w:t>
+      </w:r>
+      <w:r>
+        <w:t xml:space="preserve">. </w:t>
+      </w:r>
+      <w:r>
+        <w:t>We</w:t>
+      </w:r>
+      <w:r>
+        <w:t xml:space="preserve"> can now track the spatial-temporal propagation of </w:t>
+      </w:r>
+      <w:r>
+        <w:t>saltwater</w:t>
+      </w:r>
+      <w:r>
+        <w:t xml:space="preserve"> as it travels inland.</w:t>
+      </w:r>
+      <w:r>
+        <w:t xml:space="preserve"> </w:t>
+      </w:r>
+      <w:r>
+        <w:t>Assuming stations are ordered sequentially from the sea locks down towards Ghent</w:t>
+      </w:r>
+      <w:r>
+        <w:t xml:space="preserve">. </w:t>
+      </w:r>
+      <w:r>
+        <w:t xml:space="preserve">Because salt water is denser than fresh water, it enters the canal like a wedge and travels downstream. </w:t>
+      </w:r>
+      <w:r>
+        <w:t>We</w:t>
+      </w:r>
+      <w:r>
+        <w:t xml:space="preserve"> can use the physical distance between your sensors to capture this movement.</w:t>
+      </w:r>
+    </w:p>
+    <w:p>
+      <w:pPr>
+        <w:pStyle w:val="ListParagraph"/>
+        <w:numPr>
+          <w:ilvl w:val="0"/>
+          <w:numId w:val="3"/>
+        </w:numPr>
+      </w:pPr>
+      <w:r>
+        <w:t>Time-Lagged Features(</w:t>
+      </w:r>
+      <w:r>
+        <w:t>shift</w:t>
+      </w:r>
+      <w:r>
+        <w:t xml:space="preserve">): A spike at the Terneuzen lock </w:t>
+      </w:r>
+      <w:r>
+        <w:t xml:space="preserve">C1 </w:t>
+      </w:r>
+      <w:r>
+        <w:t xml:space="preserve">won't hit </w:t>
+      </w:r>
+      <w:r>
+        <w:t>C2</w:t>
+      </w:r>
+      <w:r>
+        <w:t xml:space="preserve"> or </w:t>
+      </w:r>
+      <w:r>
+        <w:t>C3</w:t>
+      </w:r>
+      <w:r>
+        <w:t xml:space="preserve"> immediately. Us</w:t>
+      </w:r>
+      <w:r>
+        <w:t>ing</w:t>
+      </w:r>
+      <w:r>
+        <w:t xml:space="preserve"> cross-correlation analysis to find the typical travel time between stations. </w:t>
+      </w:r>
+      <w:r>
+        <w:t>For example, if</w:t>
+      </w:r>
+      <w:r>
+        <w:t xml:space="preserve"> it takes roughly 2 hours for water to move from </w:t>
+      </w:r>
+      <w:r>
+        <w:t>C1</w:t>
+      </w:r>
+      <w:r>
+        <w:t xml:space="preserve"> to </w:t>
+      </w:r>
+      <w:r>
+        <w:t>C2</w:t>
+      </w:r>
+      <w:r>
+        <w:t xml:space="preserve">, then </w:t>
+      </w:r>
+      <w:r>
+        <w:t>C1(t-2)</w:t>
+      </w:r>
+      <w:r>
+        <w:t xml:space="preserve"> becomes a massive predictor for </w:t>
+      </w:r>
+      <w:r>
+        <w:t>C2(t).</w:t>
+      </w:r>
+    </w:p>
+    <w:p>
+      <w:pPr>
+        <w:pStyle w:val="ListParagraph"/>
+        <w:numPr>
+          <w:ilvl w:val="0"/>
+          <w:numId w:val="3"/>
+        </w:numPr>
+      </w:pPr>
+      <w:r>
+        <w:t xml:space="preserve">Spatial Gradients: Calculate the difference between adjacent stations (e.g., </w:t>
+      </w:r>
+      <w:r>
+        <w:t>C1(t) – C2(t)</w:t>
+      </w:r>
+      <w:r>
+        <w:t>.</w:t>
+      </w:r>
+    </w:p>
     <w:p>
       <w:pPr>
         <w:pStyle w:val="Heading1"/>
@@ -1177,6 +1325,7 @@
         </w:numPr>
       </w:pPr>
       <w:r>
+        <w:lastRenderedPageBreak/>
         <w:t>Operational alerting: set thresholds to trigger automated alerts when water quality at a specific dock exceeds intake limits for an industrial process.</w:t>
       </w:r>
     </w:p>
@@ -1219,116 +1368,20 @@
     <w:p>
       <w:pPr>
         <w:pStyle w:val="Heading1"/>
-      </w:pPr>
-      <w:proofErr w:type="spellStart"/>
-      <w:r>
+        <w:rPr>
+          <w:lang w:val="en-US"/>
+        </w:rPr>
+      </w:pPr>
+      <w:r>
+        <w:rPr>
+          <w:lang w:val="en-US"/>
+        </w:rPr>
         <w:t>Notes</w:t>
       </w:r>
-      <w:proofErr w:type="spellEnd"/>
-    </w:p>
-    <w:p>
-      <w:pPr>
-        <w:rPr>
-          <w:lang w:val="nl-BE"/>
-        </w:rPr>
-      </w:pPr>
-      <w:proofErr w:type="spellStart"/>
-      <w:r>
-        <w:rPr>
-          <w:lang w:val="nl-BE"/>
-        </w:rPr>
-        <w:t>Canals</w:t>
-      </w:r>
-      <w:proofErr w:type="spellEnd"/>
-      <w:r>
-        <w:rPr>
-          <w:lang w:val="nl-BE"/>
-        </w:rPr>
-        <w:t xml:space="preserve"> </w:t>
-      </w:r>
-      <w:proofErr w:type="spellStart"/>
-      <w:r>
-        <w:rPr>
-          <w:lang w:val="nl-BE"/>
-        </w:rPr>
-        <w:t>often</w:t>
-      </w:r>
-      <w:proofErr w:type="spellEnd"/>
-      <w:r>
-        <w:rPr>
-          <w:lang w:val="nl-BE"/>
-        </w:rPr>
-        <w:t xml:space="preserve"> have "lag." </w:t>
-      </w:r>
-      <w:proofErr w:type="spellStart"/>
-      <w:r>
-        <w:rPr>
-          <w:lang w:val="nl-BE"/>
-        </w:rPr>
-        <w:t>If</w:t>
-      </w:r>
-      <w:proofErr w:type="spellEnd"/>
-      <w:r>
-        <w:rPr>
-          <w:lang w:val="nl-BE"/>
-        </w:rPr>
-        <w:t xml:space="preserve"> Sensor 1 is upstream </w:t>
-      </w:r>
-      <w:proofErr w:type="spellStart"/>
-      <w:r>
-        <w:rPr>
-          <w:lang w:val="nl-BE"/>
-        </w:rPr>
-        <w:t>and</w:t>
-      </w:r>
-      <w:proofErr w:type="spellEnd"/>
-      <w:r>
-        <w:rPr>
-          <w:lang w:val="nl-BE"/>
-        </w:rPr>
-        <w:t xml:space="preserve"> Sensor 2 is downstream, </w:t>
-      </w:r>
-      <w:proofErr w:type="spellStart"/>
-      <w:r>
-        <w:rPr>
-          <w:lang w:val="nl-BE"/>
-        </w:rPr>
-        <w:t>the</w:t>
-      </w:r>
-      <w:proofErr w:type="spellEnd"/>
-      <w:r>
-        <w:rPr>
-          <w:lang w:val="nl-BE"/>
-        </w:rPr>
-        <w:t xml:space="preserve"> water takes time </w:t>
-      </w:r>
-      <w:proofErr w:type="spellStart"/>
-      <w:r>
-        <w:rPr>
-          <w:lang w:val="nl-BE"/>
-        </w:rPr>
-        <w:t>to</w:t>
-      </w:r>
-      <w:proofErr w:type="spellEnd"/>
-      <w:r>
-        <w:rPr>
-          <w:lang w:val="nl-BE"/>
-        </w:rPr>
-        <w:t xml:space="preserve"> </w:t>
-      </w:r>
-      <w:proofErr w:type="spellStart"/>
-      <w:r>
-        <w:rPr>
-          <w:lang w:val="nl-BE"/>
-        </w:rPr>
-        <w:t>travel</w:t>
-      </w:r>
-      <w:proofErr w:type="spellEnd"/>
-      <w:r>
-        <w:rPr>
-          <w:lang w:val="nl-BE"/>
-        </w:rPr>
-        <w:t>.</w:t>
+    </w:p>
+    <w:p>
+      <w:r>
+        <w:t>Canals often have "lag." If Sensor 1 is upstream and Sensor 2 is downstream, the water takes time to travel.</w:t>
       </w:r>
     </w:p>
     <w:p>
@@ -1342,7 +1395,6 @@
         <w:rPr>
           <w:lang w:val="en-US"/>
         </w:rPr>
-        <w:lastRenderedPageBreak/>
         <w:t>Time series analysis techniques</w:t>
       </w:r>
     </w:p>
@@ -1398,11 +1450,8 @@
     </w:p>
     <w:p>
       <w:r>
-        <w:rPr>
-          <w:noProof/>
-        </w:rPr>
         <w:drawing>
-          <wp:inline distT="0" distB="0" distL="0" distR="0" wp14:anchorId="4A647E13" wp14:editId="19829559">
+          <wp:inline distT="0" distB="0" distL="0" distR="0" wp14:anchorId="4A647E13" wp14:editId="3FD17468">
             <wp:extent cx="5725160" cy="1605915"/>
             <wp:effectExtent l="0" t="0" r="0" b="0"/>
             <wp:docPr id="1313103864" name="Picture 1"/>
@@ -1475,9 +1524,7 @@
         <w:jc w:val="center"/>
       </w:pPr>
       <w:r>
-        <w:rPr>
-          <w:noProof/>
-        </w:rPr>
+        <w:lastRenderedPageBreak/>
         <w:drawing>
           <wp:inline distT="0" distB="0" distL="0" distR="0" wp14:anchorId="49ECD1A9" wp14:editId="304DA4B2">
             <wp:extent cx="4709160" cy="2505456"/>
@@ -1535,45 +1582,17 @@
     </w:p>
     <w:p>
       <w:r>
-        <w:lastRenderedPageBreak/>
-        <w:t>T</w:t>
-      </w:r>
-      <w:r>
-        <w:t>he actual sensor shows rapid, jagged fluctuations that the SVR smooths over. This is expected behavior</w:t>
-      </w:r>
-      <w:r>
-        <w:t xml:space="preserve"> as it </w:t>
-      </w:r>
-      <w:r>
-        <w:t>acts as a natural low-pass filter</w:t>
-      </w:r>
-      <w:r>
-        <w:t>.</w:t>
-      </w:r>
-    </w:p>
-    <w:p>
-      <w:r>
-        <w:t>T</w:t>
-      </w:r>
-      <w:r>
-        <w:t>here's a notable divergence at the start, where the prediction begins higher than the actual values. This could suggest the model is influenced by the other sensors which may have already been elevated at that time</w:t>
-      </w:r>
-      <w:r>
-        <w:t xml:space="preserve">. </w:t>
-      </w:r>
-    </w:p>
-    <w:p>
-      <w:r>
-        <w:t>A</w:t>
-      </w:r>
-      <w:r>
-        <w:t>t the very end</w:t>
-      </w:r>
-      <w:r>
-        <w:t xml:space="preserve">, </w:t>
-      </w:r>
-      <w:r>
-        <w:t>SVR undershoots slightly, which is typical since SVR with epsilon-insensitive loss tends to underestimate extremes</w:t>
+        <w:t>The actual sensor shows rapid, jagged fluctuations that the SVR smooths over. This is expected behavior as it acts as a natural low-pass filter.</w:t>
+      </w:r>
+    </w:p>
+    <w:p>
+      <w:r>
+        <w:t xml:space="preserve">There's a notable divergence at the start, where the prediction begins higher than the actual values. This could suggest the model is influenced by the other sensors which may have already been elevated at that time. </w:t>
+      </w:r>
+    </w:p>
+    <w:p>
+      <w:r>
+        <w:t>At the very end, SVR undershoots slightly, which is typical since SVR with epsilon-insensitive loss tends to underestimate extremes</w:t>
       </w:r>
       <w:r>
         <w:t>.</w:t>
@@ -1629,27 +1648,12 @@
       </w:r>
       <w:proofErr w:type="gramEnd"/>
       <w:r>
-        <w:t xml:space="preserve"> in the heat map</w:t>
-      </w:r>
-      <w:r>
-        <w:t xml:space="preserve"> indicate pairs of time windows that are highly similar, confirming the annual seasonal cycle</w:t>
-      </w:r>
-      <w:r>
-        <w:t>.</w:t>
-      </w:r>
-    </w:p>
-    <w:p>
-      <w:r>
-        <w:t xml:space="preserve">The </w:t>
-      </w:r>
-      <w:r>
-        <w:t>conductivity value is higher on average in</w:t>
-      </w:r>
-      <w:r>
-        <w:t xml:space="preserve"> 2025 onward, suggesting recent behavior is more variable and harder to match to historical patterns.</w:t>
-      </w:r>
-      <w:r>
-        <w:t xml:space="preserve"> This is probably due to the operation of a new third lock to the canal in May</w:t>
+        <w:t xml:space="preserve"> in the heat map indicate pairs of time windows that are highly similar, confirming the annual seasonal cycle.</w:t>
+      </w:r>
+    </w:p>
+    <w:p>
+      <w:r>
+        <w:t>The conductivity value is higher on average in 2025 onward, suggesting recent behavior is more variable and harder to match to historical patterns. This is probably due to the operation of a new third lock to the canal in May</w:t>
       </w:r>
       <w:r>
         <w:t xml:space="preserve"> (testing phase)</w:t>
@@ -1722,6 +1726,7 @@
     </w:p>
     <w:p>
       <w:r>
+        <w:lastRenderedPageBreak/>
         <w:t>The 2025–2026 corner (top-right) is largely yellow, confirming recent behavior is increasingly dissimilar from all historical periods</w:t>
       </w:r>
       <w:r>
@@ -1730,10 +1735,6 @@
     </w:p>
     <w:p>
       <w:r>
-        <w:rPr>
-          <w:noProof/>
-        </w:rPr>
-        <w:lastRenderedPageBreak/>
         <w:drawing>
           <wp:inline distT="0" distB="0" distL="0" distR="0" wp14:anchorId="1826985D" wp14:editId="1C487D1C">
             <wp:extent cx="5727065" cy="5361305"/>
@@ -1786,13 +1787,7 @@
     </w:p>
     <w:p>
       <w:r>
-        <w:t xml:space="preserve">The conductivity signal moves in large, slow multi-month arcs (peaks in winter/spring, troughs in summer), while precipitation is random and spiky. Individual rain events don't seem to cause immediate </w:t>
-      </w:r>
-      <w:r>
-        <w:t xml:space="preserve">drops in conductivity. </w:t>
-      </w:r>
-      <w:r>
-        <w:t xml:space="preserve">This suggests the dominant driver is probably seasonal freshwater </w:t>
+        <w:t xml:space="preserve">The conductivity signal moves in large, slow multi-month arcs (peaks in winter/spring, troughs in summer), while precipitation is random and spiky. Individual rain events don't seem to cause immediate drops in conductivity. This suggests the dominant driver is probably seasonal freshwater </w:t>
       </w:r>
       <w:proofErr w:type="gramStart"/>
       <w:r>
@@ -1805,9 +1800,6 @@
     </w:p>
     <w:p>
       <w:r>
-        <w:rPr>
-          <w:noProof/>
-        </w:rPr>
         <w:drawing>
           <wp:inline distT="0" distB="0" distL="0" distR="0" wp14:anchorId="21F5766D" wp14:editId="025D658F">
             <wp:extent cx="5708015" cy="1690370"/>
@@ -1860,12 +1852,9 @@
     </w:p>
     <w:p>
       <w:r>
-        <w:rPr>
-          <w:noProof/>
-        </w:rPr>
         <w:lastRenderedPageBreak/>
         <w:drawing>
-          <wp:inline distT="0" distB="0" distL="0" distR="0" wp14:anchorId="453BD6D8" wp14:editId="3AD1B110">
+          <wp:inline distT="0" distB="0" distL="0" distR="0" wp14:anchorId="453BD6D8" wp14:editId="3396EB66">
             <wp:extent cx="5721985" cy="2022475"/>
             <wp:effectExtent l="0" t="0" r="0" b="0"/>
             <wp:docPr id="395761238" name="Picture 3"/>
@@ -1928,10 +1917,7 @@
         </w:numPr>
       </w:pPr>
       <w:r>
-        <w:t xml:space="preserve">A </w:t>
-      </w:r>
-      <w:r>
-        <w:t xml:space="preserve">repeating seasonal cycle </w:t>
+        <w:t xml:space="preserve">A repeating seasonal cycle </w:t>
       </w:r>
     </w:p>
     <w:p>
@@ -1943,13 +1929,7 @@
         </w:numPr>
       </w:pPr>
       <w:r>
-        <w:t xml:space="preserve"> </w:t>
-      </w:r>
-      <w:r>
-        <w:t>A</w:t>
-      </w:r>
-      <w:r>
-        <w:t xml:space="preserve"> long-term upward trend in conductivity</w:t>
+        <w:t xml:space="preserve"> A long-term upward trend in conductivity</w:t>
       </w:r>
     </w:p>
     <w:sectPr>
@@ -2190,11 +2170,127 @@
       </w:rPr>
     </w:lvl>
   </w:abstractNum>
+  <w:abstractNum w:abstractNumId="2" w15:restartNumberingAfterBreak="0">
+    <w:nsid w:val="75FA5472"/>
+    <w:multiLevelType w:val="hybridMultilevel"/>
+    <w:tmpl w:val="B2A4BA60"/>
+    <w:lvl w:ilvl="0" w:tplc="04090001">
+      <w:start w:val="1"/>
+      <w:numFmt w:val="bullet"/>
+      <w:lvlText w:val=""/>
+      <w:lvlJc w:val="left"/>
+      <w:pPr>
+        <w:ind w:left="720" w:hanging="360"/>
+      </w:pPr>
+      <w:rPr>
+        <w:rFonts w:ascii="Symbol" w:hAnsi="Symbol" w:hint="default"/>
+      </w:rPr>
+    </w:lvl>
+    <w:lvl w:ilvl="1" w:tplc="04090003" w:tentative="1">
+      <w:start w:val="1"/>
+      <w:numFmt w:val="bullet"/>
+      <w:lvlText w:val="o"/>
+      <w:lvlJc w:val="left"/>
+      <w:pPr>
+        <w:ind w:left="1440" w:hanging="360"/>
+      </w:pPr>
+      <w:rPr>
+        <w:rFonts w:ascii="Courier New" w:hAnsi="Courier New" w:cs="Courier New" w:hint="default"/>
+      </w:rPr>
+    </w:lvl>
+    <w:lvl w:ilvl="2" w:tplc="04090005" w:tentative="1">
+      <w:start w:val="1"/>
+      <w:numFmt w:val="bullet"/>
+      <w:lvlText w:val=""/>
+      <w:lvlJc w:val="left"/>
+      <w:pPr>
+        <w:ind w:left="2160" w:hanging="360"/>
+      </w:pPr>
+      <w:rPr>
+        <w:rFonts w:ascii="Wingdings" w:hAnsi="Wingdings" w:hint="default"/>
+      </w:rPr>
+    </w:lvl>
+    <w:lvl w:ilvl="3" w:tplc="04090001" w:tentative="1">
+      <w:start w:val="1"/>
+      <w:numFmt w:val="bullet"/>
+      <w:lvlText w:val=""/>
+      <w:lvlJc w:val="left"/>
+      <w:pPr>
+        <w:ind w:left="2880" w:hanging="360"/>
+      </w:pPr>
+      <w:rPr>
+        <w:rFonts w:ascii="Symbol" w:hAnsi="Symbol" w:hint="default"/>
+      </w:rPr>
+    </w:lvl>
+    <w:lvl w:ilvl="4" w:tplc="04090003" w:tentative="1">
+      <w:start w:val="1"/>
+      <w:numFmt w:val="bullet"/>
+      <w:lvlText w:val="o"/>
+      <w:lvlJc w:val="left"/>
+      <w:pPr>
+        <w:ind w:left="3600" w:hanging="360"/>
+      </w:pPr>
+      <w:rPr>
+        <w:rFonts w:ascii="Courier New" w:hAnsi="Courier New" w:cs="Courier New" w:hint="default"/>
+      </w:rPr>
+    </w:lvl>
+    <w:lvl w:ilvl="5" w:tplc="04090005" w:tentative="1">
+      <w:start w:val="1"/>
+      <w:numFmt w:val="bullet"/>
+      <w:lvlText w:val=""/>
+      <w:lvlJc w:val="left"/>
+      <w:pPr>
+        <w:ind w:left="4320" w:hanging="360"/>
+      </w:pPr>
+      <w:rPr>
+        <w:rFonts w:ascii="Wingdings" w:hAnsi="Wingdings" w:hint="default"/>
+      </w:rPr>
+    </w:lvl>
+    <w:lvl w:ilvl="6" w:tplc="04090001" w:tentative="1">
+      <w:start w:val="1"/>
+      <w:numFmt w:val="bullet"/>
+      <w:lvlText w:val=""/>
+      <w:lvlJc w:val="left"/>
+      <w:pPr>
+        <w:ind w:left="5040" w:hanging="360"/>
+      </w:pPr>
+      <w:rPr>
+        <w:rFonts w:ascii="Symbol" w:hAnsi="Symbol" w:hint="default"/>
+      </w:rPr>
+    </w:lvl>
+    <w:lvl w:ilvl="7" w:tplc="04090003" w:tentative="1">
+      <w:start w:val="1"/>
+      <w:numFmt w:val="bullet"/>
+      <w:lvlText w:val="o"/>
+      <w:lvlJc w:val="left"/>
+      <w:pPr>
+        <w:ind w:left="5760" w:hanging="360"/>
+      </w:pPr>
+      <w:rPr>
+        <w:rFonts w:ascii="Courier New" w:hAnsi="Courier New" w:cs="Courier New" w:hint="default"/>
+      </w:rPr>
+    </w:lvl>
+    <w:lvl w:ilvl="8" w:tplc="04090005" w:tentative="1">
+      <w:start w:val="1"/>
+      <w:numFmt w:val="bullet"/>
+      <w:lvlText w:val=""/>
+      <w:lvlJc w:val="left"/>
+      <w:pPr>
+        <w:ind w:left="6480" w:hanging="360"/>
+      </w:pPr>
+      <w:rPr>
+        <w:rFonts w:ascii="Wingdings" w:hAnsi="Wingdings" w:hint="default"/>
+      </w:rPr>
+    </w:lvl>
+  </w:abstractNum>
   <w:num w:numId="1" w16cid:durableId="1858233121">
     <w:abstractNumId w:val="0"/>
   </w:num>
   <w:num w:numId="2" w16cid:durableId="1197814171">
     <w:abstractNumId w:val="1"/>
+  </w:num>
+  <w:num w:numId="3" w16cid:durableId="843279623">
+    <w:abstractNumId w:val="2"/>
   </w:num>
 </w:numbering>
 </file>

--- a/Usecase.docx
+++ b/Usecase.docx
@@ -1153,13 +1153,7 @@
         <w:rPr>
           <w:lang w:val="en-US"/>
         </w:rPr>
-        <w:t>S</w:t>
-      </w:r>
-      <w:r>
-        <w:rPr>
-          <w:lang w:val="en-US"/>
-        </w:rPr>
-        <w:t>patial-temporal propagation</w:t>
+        <w:t>Spatial-temporal propagation</w:t>
       </w:r>
     </w:p>
     <w:p>
@@ -1382,554 +1376,6 @@
     <w:p>
       <w:r>
         <w:t>Canals often have "lag." If Sensor 1 is upstream and Sensor 2 is downstream, the water takes time to travel.</w:t>
-      </w:r>
-    </w:p>
-    <w:p>
-      <w:pPr>
-        <w:pStyle w:val="Heading1"/>
-        <w:rPr>
-          <w:lang w:val="en-US"/>
-        </w:rPr>
-      </w:pPr>
-      <w:r>
-        <w:rPr>
-          <w:lang w:val="en-US"/>
-        </w:rPr>
-        <w:t>Time series analysis techniques</w:t>
-      </w:r>
-    </w:p>
-    <w:p>
-      <w:pPr>
-        <w:pStyle w:val="Heading2"/>
-        <w:rPr>
-          <w:lang w:val="en-US"/>
-        </w:rPr>
-      </w:pPr>
-      <w:r>
-        <w:rPr>
-          <w:lang w:val="en-US"/>
-        </w:rPr>
-        <w:t>Random forest</w:t>
-      </w:r>
-    </w:p>
-    <w:p>
-      <w:r>
-        <w:t>Goal: predict next reading based on historic data</w:t>
-      </w:r>
-    </w:p>
-    <w:p>
-      <w:r>
-        <w:t>The model tracks the general upward trend well from April through early September — the orange (predicted) closely follows the blue (actual) during this period. That's a good sign for the middle of the test window.</w:t>
-      </w:r>
-    </w:p>
-    <w:p>
-      <w:r>
-        <w:t xml:space="preserve">From mid-September onward, the predicted line flatlines around 14,000–15,000 while the actual signal keeps climbing to 17,000–18,000 and becomes increasingly volatile. This is a classic Random Forest extrapolation failure — RF cannot predict values outside the range it was trained on. </w:t>
-      </w:r>
-    </w:p>
-    <w:p>
-      <w:r>
-        <w:t xml:space="preserve">There are two sudden drops in the actual </w:t>
-      </w:r>
-      <w:proofErr w:type="gramStart"/>
-      <w:r>
-        <w:t>signal —</w:t>
-      </w:r>
-      <w:proofErr w:type="gramEnd"/>
-      <w:r>
-        <w:t xml:space="preserve"> one around early August (down to ~3,500) and one around late September/early October (down to ~10,000). The model misses </w:t>
-      </w:r>
-      <w:proofErr w:type="gramStart"/>
-      <w:r>
-        <w:t>both of them</w:t>
-      </w:r>
-      <w:proofErr w:type="gramEnd"/>
-      <w:r>
-        <w:t xml:space="preserve"> almost entirely. These are almost certainly real anomalies — sensor faults, lock operations, or measurement errors on the canal </w:t>
-      </w:r>
-    </w:p>
-    <w:p>
-      <w:r>
-        <w:drawing>
-          <wp:inline distT="0" distB="0" distL="0" distR="0" wp14:anchorId="4A647E13" wp14:editId="3FD17468">
-            <wp:extent cx="5725160" cy="1605915"/>
-            <wp:effectExtent l="0" t="0" r="0" b="0"/>
-            <wp:docPr id="1313103864" name="Picture 1"/>
-            <wp:cNvGraphicFramePr>
-              <a:graphicFrameLocks xmlns:a="http://schemas.openxmlformats.org/drawingml/2006/main" noChangeAspect="1"/>
-            </wp:cNvGraphicFramePr>
-            <a:graphic xmlns:a="http://schemas.openxmlformats.org/drawingml/2006/main">
-              <a:graphicData uri="http://schemas.openxmlformats.org/drawingml/2006/picture">
-                <pic:pic xmlns:pic="http://schemas.openxmlformats.org/drawingml/2006/picture">
-                  <pic:nvPicPr>
-                    <pic:cNvPr id="0" name="Picture 1"/>
-                    <pic:cNvPicPr>
-                      <a:picLocks noChangeAspect="1" noChangeArrowheads="1"/>
-                    </pic:cNvPicPr>
-                  </pic:nvPicPr>
-                  <pic:blipFill>
-                    <a:blip r:embed="rId5" cstate="print">
-                      <a:extLst>
-                        <a:ext uri="{28A0092B-C50C-407E-A947-70E740481C1C}">
-                          <a14:useLocalDpi xmlns:a14="http://schemas.microsoft.com/office/drawing/2010/main" val="0"/>
-                        </a:ext>
-                      </a:extLst>
-                    </a:blip>
-                    <a:srcRect/>
-                    <a:stretch>
-                      <a:fillRect/>
-                    </a:stretch>
-                  </pic:blipFill>
-                  <pic:spPr bwMode="auto">
-                    <a:xfrm>
-                      <a:off x="0" y="0"/>
-                      <a:ext cx="5725160" cy="1605915"/>
-                    </a:xfrm>
-                    <a:prstGeom prst="rect">
-                      <a:avLst/>
-                    </a:prstGeom>
-                    <a:noFill/>
-                    <a:ln>
-                      <a:noFill/>
-                    </a:ln>
-                  </pic:spPr>
-                </pic:pic>
-              </a:graphicData>
-            </a:graphic>
-          </wp:inline>
-        </w:drawing>
-      </w:r>
-    </w:p>
-    <w:p>
-      <w:pPr>
-        <w:pStyle w:val="Heading2"/>
-        <w:rPr>
-          <w:lang w:val="en-US"/>
-        </w:rPr>
-      </w:pPr>
-      <w:r>
-        <w:rPr>
-          <w:lang w:val="en-US"/>
-        </w:rPr>
-        <w:t>Support Vector Regression (SVR)</w:t>
-      </w:r>
-    </w:p>
-    <w:p>
-      <w:r>
-        <w:t>Goal: predict the readings of a particular sensor based on neighboring sensor data in case a sensor goes down.</w:t>
-      </w:r>
-    </w:p>
-    <w:p>
-      <w:pPr>
-        <w:jc w:val="center"/>
-      </w:pPr>
-      <w:r>
-        <w:lastRenderedPageBreak/>
-        <w:drawing>
-          <wp:inline distT="0" distB="0" distL="0" distR="0" wp14:anchorId="49ECD1A9" wp14:editId="304DA4B2">
-            <wp:extent cx="4709160" cy="2505456"/>
-            <wp:effectExtent l="0" t="0" r="0" b="0"/>
-            <wp:docPr id="157089122" name="Picture 2"/>
-            <wp:cNvGraphicFramePr>
-              <a:graphicFrameLocks xmlns:a="http://schemas.openxmlformats.org/drawingml/2006/main" noChangeAspect="1"/>
-            </wp:cNvGraphicFramePr>
-            <a:graphic xmlns:a="http://schemas.openxmlformats.org/drawingml/2006/main">
-              <a:graphicData uri="http://schemas.openxmlformats.org/drawingml/2006/picture">
-                <pic:pic xmlns:pic="http://schemas.openxmlformats.org/drawingml/2006/picture">
-                  <pic:nvPicPr>
-                    <pic:cNvPr id="0" name="Picture 4"/>
-                    <pic:cNvPicPr>
-                      <a:picLocks noChangeAspect="1" noChangeArrowheads="1"/>
-                    </pic:cNvPicPr>
-                  </pic:nvPicPr>
-                  <pic:blipFill>
-                    <a:blip r:embed="rId6">
-                      <a:extLst>
-                        <a:ext uri="{28A0092B-C50C-407E-A947-70E740481C1C}">
-                          <a14:useLocalDpi xmlns:a14="http://schemas.microsoft.com/office/drawing/2010/main" val="0"/>
-                        </a:ext>
-                      </a:extLst>
-                    </a:blip>
-                    <a:srcRect/>
-                    <a:stretch>
-                      <a:fillRect/>
-                    </a:stretch>
-                  </pic:blipFill>
-                  <pic:spPr bwMode="auto">
-                    <a:xfrm>
-                      <a:off x="0" y="0"/>
-                      <a:ext cx="4709160" cy="2505456"/>
-                    </a:xfrm>
-                    <a:prstGeom prst="rect">
-                      <a:avLst/>
-                    </a:prstGeom>
-                    <a:noFill/>
-                    <a:ln>
-                      <a:noFill/>
-                    </a:ln>
-                  </pic:spPr>
-                </pic:pic>
-              </a:graphicData>
-            </a:graphic>
-          </wp:inline>
-        </w:drawing>
-      </w:r>
-    </w:p>
-    <w:p>
-      <w:r>
-        <w:t xml:space="preserve"> The red SVR prediction tracks the blue actual signal closely across most of the time range, capturing the major oscillatory patterns in canal conductivity.</w:t>
-      </w:r>
-    </w:p>
-    <w:p>
-      <w:r>
-        <w:t>The actual sensor shows rapid, jagged fluctuations that the SVR smooths over. This is expected behavior as it acts as a natural low-pass filter.</w:t>
-      </w:r>
-    </w:p>
-    <w:p>
-      <w:r>
-        <w:t xml:space="preserve">There's a notable divergence at the start, where the prediction begins higher than the actual values. This could suggest the model is influenced by the other sensors which may have already been elevated at that time. </w:t>
-      </w:r>
-    </w:p>
-    <w:p>
-      <w:r>
-        <w:t>At the very end, SVR undershoots slightly, which is typical since SVR with epsilon-insensitive loss tends to underestimate extremes</w:t>
-      </w:r>
-      <w:r>
-        <w:t>.</w:t>
-      </w:r>
-    </w:p>
-    <w:p>
-      <w:pPr>
-        <w:pStyle w:val="Heading2"/>
-        <w:rPr>
-          <w:lang w:val="en-US"/>
-        </w:rPr>
-      </w:pPr>
-      <w:r>
-        <w:rPr>
-          <w:lang w:val="en-US"/>
-        </w:rPr>
-        <w:t>Gradient boosting algorithms</w:t>
-      </w:r>
-    </w:p>
-    <w:p/>
-    <w:p>
-      <w:pPr>
-        <w:pStyle w:val="Heading2"/>
-        <w:rPr>
-          <w:lang w:val="en-US"/>
-        </w:rPr>
-      </w:pPr>
-      <w:r>
-        <w:rPr>
-          <w:lang w:val="en-US"/>
-        </w:rPr>
-        <w:t>Matrix Profile</w:t>
-      </w:r>
-    </w:p>
-    <w:p>
-      <w:r>
-        <w:t>There's a clear long-term seasonal pattern</w:t>
-      </w:r>
-      <w:r>
-        <w:t>,</w:t>
-      </w:r>
-      <w:r>
-        <w:t xml:space="preserve"> conductivity peaks in summer/autumn and drops in winter, repeating annually. This is typical for canals — lower rainfall and higher evaporation concentrate salts.</w:t>
-      </w:r>
-    </w:p>
-    <w:p>
-      <w:r>
-        <w:t xml:space="preserve">Dark blue patches </w:t>
-      </w:r>
-      <w:proofErr w:type="gramStart"/>
-      <w:r>
-        <w:t>off-diagonal</w:t>
-      </w:r>
-      <w:proofErr w:type="gramEnd"/>
-      <w:r>
-        <w:t xml:space="preserve"> in the heat map indicate pairs of time windows that are highly similar, confirming the annual seasonal cycle.</w:t>
-      </w:r>
-    </w:p>
-    <w:p>
-      <w:r>
-        <w:t>The conductivity value is higher on average in 2025 onward, suggesting recent behavior is more variable and harder to match to historical patterns. This is probably due to the operation of a new third lock to the canal in May</w:t>
-      </w:r>
-      <w:r>
-        <w:t xml:space="preserve"> (testing phase)</w:t>
-      </w:r>
-      <w:r>
-        <w:t>.</w:t>
-      </w:r>
-    </w:p>
-    <w:p>
-      <w:r>
-        <w:t xml:space="preserve">The first recording of </w:t>
-      </w:r>
-      <w:r>
-        <w:t xml:space="preserve">a </w:t>
-      </w:r>
-      <w:r>
-        <w:t>conductivity value measuring over 10000</w:t>
-      </w:r>
-      <w:r>
-        <w:t xml:space="preserve"> </w:t>
-      </w:r>
-      <w:r>
-        <w:rPr>
-          <w:rFonts w:cstheme="minorHAnsi"/>
-        </w:rPr>
-        <w:t>µ</w:t>
-      </w:r>
-      <w:r>
-        <w:t>S/cm</w:t>
-      </w:r>
-      <w:r>
-        <w:t xml:space="preserve"> in the year 2025 was in August</w:t>
-      </w:r>
-      <w:r>
-        <w:t>,</w:t>
-      </w:r>
-      <w:r>
-        <w:t xml:space="preserve"> which is the same month the new </w:t>
-      </w:r>
-      <w:r>
-        <w:t xml:space="preserve">third </w:t>
-      </w:r>
-      <w:r>
-        <w:t>lock became operational.</w:t>
-      </w:r>
-      <w:r>
-        <w:t xml:space="preserve"> </w:t>
-      </w:r>
-      <w:hyperlink r:id="rId7" w:anchor=":~:text=The%20New%20Lock%20ensures%20better,Ghent%2DTerneuzen%20Canal%20and%20onwards." w:history="1">
-        <w:r>
-          <w:rPr>
-            <w:rStyle w:val="Hyperlink"/>
-          </w:rPr>
-          <w:t>Link</w:t>
-        </w:r>
-      </w:hyperlink>
-    </w:p>
-    <w:p>
-      <w:r>
-        <w:t>The yellow regions (high distance) dominate the matrix, meaning most weeks are quite different from each other — the canal has high variability overall.</w:t>
-      </w:r>
-    </w:p>
-    <w:p>
-      <w:r>
-        <w:t>There's a notable dark cluster around 2021–2022 (bottom-left corner), suggesting early 2021 windows were internally very consistent — a stable baseline period.</w:t>
-      </w:r>
-      <w:r>
-        <w:t xml:space="preserve"> Also, this is when the senor readings started being available online.</w:t>
-      </w:r>
-    </w:p>
-    <w:p>
-      <w:r>
-        <w:lastRenderedPageBreak/>
-        <w:t>The 2025–2026 corner (top-right) is largely yellow, confirming recent behavior is increasingly dissimilar from all historical periods</w:t>
-      </w:r>
-      <w:r>
-        <w:t>.</w:t>
-      </w:r>
-    </w:p>
-    <w:p>
-      <w:r>
-        <w:drawing>
-          <wp:inline distT="0" distB="0" distL="0" distR="0" wp14:anchorId="1826985D" wp14:editId="1C487D1C">
-            <wp:extent cx="5727065" cy="5361305"/>
-            <wp:effectExtent l="0" t="0" r="0" b="0"/>
-            <wp:docPr id="298366741" name="Picture 1"/>
-            <wp:cNvGraphicFramePr>
-              <a:graphicFrameLocks xmlns:a="http://schemas.openxmlformats.org/drawingml/2006/main" noChangeAspect="1"/>
-            </wp:cNvGraphicFramePr>
-            <a:graphic xmlns:a="http://schemas.openxmlformats.org/drawingml/2006/main">
-              <a:graphicData uri="http://schemas.openxmlformats.org/drawingml/2006/picture">
-                <pic:pic xmlns:pic="http://schemas.openxmlformats.org/drawingml/2006/picture">
-                  <pic:nvPicPr>
-                    <pic:cNvPr id="0" name="Picture 1"/>
-                    <pic:cNvPicPr>
-                      <a:picLocks noChangeAspect="1" noChangeArrowheads="1"/>
-                    </pic:cNvPicPr>
-                  </pic:nvPicPr>
-                  <pic:blipFill>
-                    <a:blip r:embed="rId8">
-                      <a:extLst>
-                        <a:ext uri="{28A0092B-C50C-407E-A947-70E740481C1C}">
-                          <a14:useLocalDpi xmlns:a14="http://schemas.microsoft.com/office/drawing/2010/main" val="0"/>
-                        </a:ext>
-                      </a:extLst>
-                    </a:blip>
-                    <a:srcRect/>
-                    <a:stretch>
-                      <a:fillRect/>
-                    </a:stretch>
-                  </pic:blipFill>
-                  <pic:spPr bwMode="auto">
-                    <a:xfrm>
-                      <a:off x="0" y="0"/>
-                      <a:ext cx="5727065" cy="5361305"/>
-                    </a:xfrm>
-                    <a:prstGeom prst="rect">
-                      <a:avLst/>
-                    </a:prstGeom>
-                    <a:noFill/>
-                    <a:ln>
-                      <a:noFill/>
-                    </a:ln>
-                  </pic:spPr>
-                </pic:pic>
-              </a:graphicData>
-            </a:graphic>
-          </wp:inline>
-        </w:drawing>
-      </w:r>
-    </w:p>
-    <w:p>
-      <w:r>
-        <w:t xml:space="preserve">The conductivity signal moves in large, slow multi-month arcs (peaks in winter/spring, troughs in summer), while precipitation is random and spiky. Individual rain events don't seem to cause immediate drops in conductivity. This suggests the dominant driver is probably seasonal freshwater </w:t>
-      </w:r>
-      <w:proofErr w:type="gramStart"/>
-      <w:r>
-        <w:t>discharge</w:t>
-      </w:r>
-      <w:proofErr w:type="gramEnd"/>
-      <w:r>
-        <w:t xml:space="preserve"> from rivers or tidal/saltwater intrusion, not local rainfall.</w:t>
-      </w:r>
-    </w:p>
-    <w:p>
-      <w:r>
-        <w:drawing>
-          <wp:inline distT="0" distB="0" distL="0" distR="0" wp14:anchorId="21F5766D" wp14:editId="025D658F">
-            <wp:extent cx="5708015" cy="1690370"/>
-            <wp:effectExtent l="0" t="0" r="0" b="0"/>
-            <wp:docPr id="984365059" name="Picture 2"/>
-            <wp:cNvGraphicFramePr>
-              <a:graphicFrameLocks xmlns:a="http://schemas.openxmlformats.org/drawingml/2006/main" noChangeAspect="1"/>
-            </wp:cNvGraphicFramePr>
-            <a:graphic xmlns:a="http://schemas.openxmlformats.org/drawingml/2006/main">
-              <a:graphicData uri="http://schemas.openxmlformats.org/drawingml/2006/picture">
-                <pic:pic xmlns:pic="http://schemas.openxmlformats.org/drawingml/2006/picture">
-                  <pic:nvPicPr>
-                    <pic:cNvPr id="0" name="Picture 2"/>
-                    <pic:cNvPicPr>
-                      <a:picLocks noChangeAspect="1" noChangeArrowheads="1"/>
-                    </pic:cNvPicPr>
-                  </pic:nvPicPr>
-                  <pic:blipFill>
-                    <a:blip r:embed="rId9" cstate="print">
-                      <a:extLst>
-                        <a:ext uri="{28A0092B-C50C-407E-A947-70E740481C1C}">
-                          <a14:useLocalDpi xmlns:a14="http://schemas.microsoft.com/office/drawing/2010/main" val="0"/>
-                        </a:ext>
-                      </a:extLst>
-                    </a:blip>
-                    <a:srcRect/>
-                    <a:stretch>
-                      <a:fillRect/>
-                    </a:stretch>
-                  </pic:blipFill>
-                  <pic:spPr bwMode="auto">
-                    <a:xfrm>
-                      <a:off x="0" y="0"/>
-                      <a:ext cx="5708015" cy="1690370"/>
-                    </a:xfrm>
-                    <a:prstGeom prst="rect">
-                      <a:avLst/>
-                    </a:prstGeom>
-                    <a:noFill/>
-                    <a:ln>
-                      <a:noFill/>
-                    </a:ln>
-                  </pic:spPr>
-                </pic:pic>
-              </a:graphicData>
-            </a:graphic>
-          </wp:inline>
-        </w:drawing>
-      </w:r>
-    </w:p>
-    <w:p>
-      <w:r>
-        <w:lastRenderedPageBreak/>
-        <w:drawing>
-          <wp:inline distT="0" distB="0" distL="0" distR="0" wp14:anchorId="453BD6D8" wp14:editId="3396EB66">
-            <wp:extent cx="5721985" cy="2022475"/>
-            <wp:effectExtent l="0" t="0" r="0" b="0"/>
-            <wp:docPr id="395761238" name="Picture 3"/>
-            <wp:cNvGraphicFramePr>
-              <a:graphicFrameLocks xmlns:a="http://schemas.openxmlformats.org/drawingml/2006/main" noChangeAspect="1"/>
-            </wp:cNvGraphicFramePr>
-            <a:graphic xmlns:a="http://schemas.openxmlformats.org/drawingml/2006/main">
-              <a:graphicData uri="http://schemas.openxmlformats.org/drawingml/2006/picture">
-                <pic:pic xmlns:pic="http://schemas.openxmlformats.org/drawingml/2006/picture">
-                  <pic:nvPicPr>
-                    <pic:cNvPr id="0" name="Picture 3"/>
-                    <pic:cNvPicPr>
-                      <a:picLocks noChangeAspect="1" noChangeArrowheads="1"/>
-                    </pic:cNvPicPr>
-                  </pic:nvPicPr>
-                  <pic:blipFill>
-                    <a:blip r:embed="rId10" cstate="print">
-                      <a:extLst>
-                        <a:ext uri="{28A0092B-C50C-407E-A947-70E740481C1C}">
-                          <a14:useLocalDpi xmlns:a14="http://schemas.microsoft.com/office/drawing/2010/main" val="0"/>
-                        </a:ext>
-                      </a:extLst>
-                    </a:blip>
-                    <a:srcRect/>
-                    <a:stretch>
-                      <a:fillRect/>
-                    </a:stretch>
-                  </pic:blipFill>
-                  <pic:spPr bwMode="auto">
-                    <a:xfrm>
-                      <a:off x="0" y="0"/>
-                      <a:ext cx="5721985" cy="2022475"/>
-                    </a:xfrm>
-                    <a:prstGeom prst="rect">
-                      <a:avLst/>
-                    </a:prstGeom>
-                    <a:noFill/>
-                    <a:ln>
-                      <a:noFill/>
-                    </a:ln>
-                  </pic:spPr>
-                </pic:pic>
-              </a:graphicData>
-            </a:graphic>
-          </wp:inline>
-        </w:drawing>
-      </w:r>
-    </w:p>
-    <w:p>
-      <w:r>
-        <w:t xml:space="preserve">Take away: </w:t>
-      </w:r>
-    </w:p>
-    <w:p>
-      <w:pPr>
-        <w:pStyle w:val="ListParagraph"/>
-        <w:numPr>
-          <w:ilvl w:val="0"/>
-          <w:numId w:val="2"/>
-        </w:numPr>
-      </w:pPr>
-      <w:r>
-        <w:t xml:space="preserve">A repeating seasonal cycle </w:t>
-      </w:r>
-    </w:p>
-    <w:p>
-      <w:pPr>
-        <w:pStyle w:val="ListParagraph"/>
-        <w:numPr>
-          <w:ilvl w:val="0"/>
-          <w:numId w:val="2"/>
-        </w:numPr>
-      </w:pPr>
-      <w:r>
-        <w:t xml:space="preserve"> A long-term upward trend in conductivity</w:t>
       </w:r>
     </w:p>
     <w:sectPr>
